--- a/internal_doc/03.开发设计/Story-OMRest.docx
+++ b/internal_doc/03.开发设计/Story-OMRest.docx
@@ -154,9 +154,6 @@
     <w:p>
       <w:pPr>
         <w:pStyle w:val="Heading2"/>
-        <w:rPr>
-          <w:rFonts w:hint="eastAsia"/>
-        </w:rPr>
       </w:pPr>
       <w:r>
         <w:rPr>
@@ -248,7 +245,25 @@
         <w:rPr>
           <w:rFonts w:hint="eastAsia"/>
         </w:rPr>
-        <w:t>内部一个提供解析</w:t>
+        <w:t>内部一个提供</w:t>
+      </w:r>
+      <w:r>
+        <w:rPr>
+          <w:rFonts w:hint="eastAsia"/>
+        </w:rPr>
+        <w:t>接收、发送、</w:t>
+      </w:r>
+      <w:r>
+        <w:rPr>
+          <w:rFonts w:hint="eastAsia"/>
+        </w:rPr>
+        <w:t>解析</w:t>
+      </w:r>
+      <w:r>
+        <w:rPr>
+          <w:rFonts w:hint="eastAsia"/>
+        </w:rPr>
+        <w:t>、构造</w:t>
       </w:r>
       <w:r>
         <w:rPr>
@@ -266,9 +281,6 @@
     <w:p>
       <w:pPr>
         <w:pStyle w:val="Heading2"/>
-        <w:rPr>
-          <w:rFonts w:hint="eastAsia"/>
-        </w:rPr>
       </w:pPr>
       <w:r>
         <w:rPr>
@@ -290,11 +302,12 @@
       </w:r>
     </w:p>
     <w:p>
-      <w:pPr>
-        <w:rPr>
-          <w:rFonts w:hint="eastAsia"/>
-        </w:rPr>
-      </w:pPr>
+      <w:r>
+        <w:rPr>
+          <w:rFonts w:hint="eastAsia"/>
+        </w:rPr>
+        <w:t>内部</w:t>
+      </w:r>
       <w:r>
         <w:rPr>
           <w:rFonts w:hint="eastAsia"/>
@@ -372,9 +385,6 @@
           <w:p>
             <w:pPr>
               <w:ind w:left="0"/>
-              <w:rPr>
-                <w:rFonts w:hint="eastAsia"/>
-              </w:rPr>
             </w:pPr>
             <w:r>
               <w:rPr>
@@ -392,9 +402,6 @@
           <w:p>
             <w:pPr>
               <w:ind w:left="0"/>
-              <w:rPr>
-                <w:rFonts w:hint="eastAsia"/>
-              </w:rPr>
             </w:pPr>
             <w:r>
               <w:rPr>
@@ -406,9 +413,6 @@
           <w:p>
             <w:pPr>
               <w:ind w:left="0"/>
-              <w:rPr>
-                <w:rFonts w:hint="eastAsia"/>
-              </w:rPr>
             </w:pPr>
             <w:r>
               <w:t>BSONObj</w:t>
@@ -428,7 +432,7 @@
               <w:rPr>
                 <w:rFonts w:hint="eastAsia"/>
               </w:rPr>
-              <w:t>BSONObj &amp;httpBody )</w:t>
+              <w:t>MsgBody **msg )</w:t>
             </w:r>
           </w:p>
         </w:tc>
@@ -439,9 +443,6 @@
           <w:p>
             <w:pPr>
               <w:ind w:left="0"/>
-              <w:rPr>
-                <w:rFonts w:hint="eastAsia"/>
-              </w:rPr>
             </w:pPr>
             <w:r>
               <w:rPr>
@@ -530,9 +531,6 @@
           <w:p>
             <w:pPr>
               <w:ind w:left="0"/>
-              <w:rPr>
-                <w:rFonts w:hint="eastAsia"/>
-              </w:rPr>
             </w:pPr>
             <w:r>
               <w:rPr>
@@ -585,7 +583,13 @@
               <w:rPr>
                 <w:rFonts w:hint="eastAsia"/>
               </w:rPr>
-              <w:t>bson, httpBody</w:t>
+              <w:t xml:space="preserve">bson, </w:t>
+            </w:r>
+            <w:r>
+              <w:rPr>
+                <w:rFonts w:hint="eastAsia"/>
+              </w:rPr>
+              <w:t>MsgBody</w:t>
             </w:r>
             <w:r>
               <w:rPr>
@@ -622,9 +626,6 @@
           <w:p>
             <w:pPr>
               <w:ind w:left="0"/>
-              <w:rPr>
-                <w:rFonts w:hint="eastAsia"/>
-              </w:rPr>
             </w:pPr>
             <w:r>
               <w:rPr>
@@ -636,9 +637,6 @@
           <w:p>
             <w:pPr>
               <w:ind w:left="0"/>
-              <w:rPr>
-                <w:rFonts w:hint="eastAsia"/>
-              </w:rPr>
             </w:pPr>
             <w:r>
               <w:rPr>
@@ -650,9 +648,6 @@
           <w:p>
             <w:pPr>
               <w:ind w:left="0"/>
-              <w:rPr>
-                <w:rFonts w:hint="eastAsia"/>
-              </w:rPr>
             </w:pPr>
             <w:r>
               <w:rPr>
@@ -664,15 +659,18 @@
           <w:p>
             <w:pPr>
               <w:ind w:left="0"/>
-              <w:rPr>
-                <w:rFonts w:hint="eastAsia"/>
-              </w:rPr>
-            </w:pPr>
-            <w:r>
-              <w:rPr>
-                <w:rFonts w:hint="eastAsia"/>
-              </w:rPr>
-              <w:t>BSONObj &amp;httpBody )</w:t>
+            </w:pPr>
+            <w:r>
+              <w:rPr>
+                <w:rFonts w:hint="eastAsia"/>
+              </w:rPr>
+              <w:t>MsgBody **msg</w:t>
+            </w:r>
+            <w:r>
+              <w:rPr>
+                <w:rFonts w:hint="eastAsia"/>
+              </w:rPr>
+              <w:t xml:space="preserve"> )</w:t>
             </w:r>
           </w:p>
         </w:tc>
@@ -683,9 +681,6 @@
           <w:p>
             <w:pPr>
               <w:ind w:left="0"/>
-              <w:rPr>
-                <w:rFonts w:hint="eastAsia"/>
-              </w:rPr>
             </w:pPr>
             <w:r>
               <w:rPr>
@@ -738,9 +733,6 @@
           <w:p>
             <w:pPr>
               <w:ind w:left="0"/>
-              <w:rPr>
-                <w:rFonts w:hint="eastAsia"/>
-              </w:rPr>
             </w:pPr>
             <w:r>
               <w:t>S</w:t>
@@ -796,7 +788,13 @@
               <w:rPr>
                 <w:rFonts w:hint="eastAsia"/>
               </w:rPr>
-              <w:t>bson, httpBody</w:t>
+              <w:t xml:space="preserve">bson, </w:t>
+            </w:r>
+            <w:r>
+              <w:rPr>
+                <w:rFonts w:hint="eastAsia"/>
+              </w:rPr>
+              <w:t>MsgBody</w:t>
             </w:r>
             <w:r>
               <w:rPr>
@@ -826,207 +824,957 @@
         </w:tc>
       </w:tr>
     </w:tbl>
-    <w:p/>
     <w:p>
       <w:pPr>
-        <w:pStyle w:val="Heading2"/>
-      </w:pPr>
-      <w:r>
-        <w:rPr>
-          <w:rFonts w:hint="eastAsia"/>
-        </w:rPr>
-        <w:t>Story</w:t>
-      </w:r>
-      <w:r>
-        <w:rPr>
-          <w:rFonts w:hint="eastAsia"/>
-        </w:rPr>
-        <w:t>约束和依赖</w:t>
-      </w:r>
+        <w:rPr>
+          <w:rFonts w:hint="eastAsia"/>
+        </w:rPr>
+      </w:pPr>
     </w:p>
     <w:p>
       <w:pPr>
         <w:rPr>
-          <w:color w:val="00B0F0"/>
-        </w:rPr>
-      </w:pPr>
-      <w:r>
-        <w:rPr>
-          <w:rFonts w:hint="eastAsia"/>
-          <w:color w:val="00B0F0"/>
-        </w:rPr>
-        <w:t>说明：简单描述</w:t>
-      </w:r>
-      <w:r>
-        <w:rPr>
-          <w:rFonts w:hint="eastAsia"/>
-          <w:color w:val="00B0F0"/>
-        </w:rPr>
-        <w:t>Story</w:t>
-      </w:r>
-      <w:r>
-        <w:rPr>
-          <w:rFonts w:hint="eastAsia"/>
-          <w:color w:val="00B0F0"/>
-        </w:rPr>
-        <w:t>对其它功能的约束，以及对某些功能的依赖</w:t>
-      </w:r>
+          <w:rFonts w:hint="eastAsia"/>
+        </w:rPr>
+      </w:pPr>
+      <w:r>
+        <w:rPr>
+          <w:rFonts w:hint="eastAsia"/>
+        </w:rPr>
+        <w:t>web</w:t>
+      </w:r>
+      <w:r>
+        <w:rPr>
+          <w:rFonts w:hint="eastAsia"/>
+        </w:rPr>
+        <w:t>接口</w:t>
+      </w:r>
+      <w:r>
+        <w:rPr>
+          <w:rFonts w:hint="eastAsia"/>
+        </w:rPr>
+        <w:t>:</w:t>
+      </w:r>
+    </w:p>
+    <w:tbl>
+      <w:tblPr>
+        <w:tblStyle w:val="TableGrid"/>
+        <w:tblW w:w="0" w:type="auto"/>
+        <w:tblInd w:w="534" w:type="dxa"/>
+        <w:tblLook w:val="04A0"/>
+      </w:tblPr>
+      <w:tblGrid>
+        <w:gridCol w:w="3877"/>
+        <w:gridCol w:w="4111"/>
+      </w:tblGrid>
+      <w:tr>
+        <w:tc>
+          <w:tcPr>
+            <w:tcW w:w="3877" w:type="dxa"/>
+          </w:tcPr>
+          <w:p>
+            <w:pPr>
+              <w:ind w:left="0"/>
+              <w:rPr>
+                <w:rFonts w:hint="eastAsia"/>
+              </w:rPr>
+            </w:pPr>
+            <w:r>
+              <w:rPr>
+                <w:rFonts w:hint="eastAsia"/>
+              </w:rPr>
+              <w:t>url</w:t>
+            </w:r>
+          </w:p>
+        </w:tc>
+        <w:tc>
+          <w:tcPr>
+            <w:tcW w:w="4111" w:type="dxa"/>
+          </w:tcPr>
+          <w:p>
+            <w:pPr>
+              <w:ind w:left="0"/>
+              <w:rPr>
+                <w:rFonts w:hint="eastAsia"/>
+              </w:rPr>
+            </w:pPr>
+            <w:r>
+              <w:rPr>
+                <w:rFonts w:hint="eastAsia"/>
+              </w:rPr>
+              <w:t>uri</w:t>
+            </w:r>
+          </w:p>
+        </w:tc>
+      </w:tr>
+      <w:tr>
+        <w:tc>
+          <w:tcPr>
+            <w:tcW w:w="3877" w:type="dxa"/>
+          </w:tcPr>
+          <w:p>
+            <w:pPr>
+              <w:ind w:left="0"/>
+              <w:rPr>
+                <w:rFonts w:hint="eastAsia"/>
+              </w:rPr>
+            </w:pPr>
+            <w:r>
+              <w:rPr>
+                <w:rFonts w:hint="eastAsia"/>
+              </w:rPr>
+              <w:t>www.abc.com/cs/cl</w:t>
+            </w:r>
+          </w:p>
+        </w:tc>
+        <w:tc>
+          <w:tcPr>
+            <w:tcW w:w="4111" w:type="dxa"/>
+          </w:tcPr>
+          <w:p>
+            <w:pPr>
+              <w:ind w:left="0"/>
+              <w:rPr>
+                <w:rFonts w:hint="eastAsia"/>
+              </w:rPr>
+            </w:pPr>
+            <w:r>
+              <w:rPr>
+                <w:rFonts w:hint="eastAsia"/>
+              </w:rPr>
+              <w:t>com=query&amp;condition={a:1}</w:t>
+            </w:r>
+          </w:p>
+        </w:tc>
+      </w:tr>
+      <w:tr>
+        <w:tc>
+          <w:tcPr>
+            <w:tcW w:w="3877" w:type="dxa"/>
+          </w:tcPr>
+          <w:p>
+            <w:pPr>
+              <w:ind w:left="0"/>
+              <w:rPr>
+                <w:rFonts w:hint="eastAsia"/>
+              </w:rPr>
+            </w:pPr>
+            <w:r>
+              <w:rPr>
+                <w:rFonts w:hint="eastAsia"/>
+              </w:rPr>
+              <w:t>www.abc.com/</w:t>
+            </w:r>
+          </w:p>
+        </w:tc>
+        <w:tc>
+          <w:tcPr>
+            <w:tcW w:w="4111" w:type="dxa"/>
+          </w:tcPr>
+          <w:p>
+            <w:pPr>
+              <w:ind w:left="0"/>
+              <w:rPr>
+                <w:rFonts w:hint="eastAsia"/>
+              </w:rPr>
+            </w:pPr>
+            <w:r>
+              <w:rPr>
+                <w:rFonts w:hint="eastAsia"/>
+              </w:rPr>
+              <w:t>com=snapshot</w:t>
+            </w:r>
+          </w:p>
+        </w:tc>
+      </w:tr>
+      <w:tr>
+        <w:tc>
+          <w:tcPr>
+            <w:tcW w:w="3877" w:type="dxa"/>
+          </w:tcPr>
+          <w:p>
+            <w:pPr>
+              <w:ind w:left="0"/>
+              <w:rPr>
+                <w:rFonts w:hint="eastAsia"/>
+              </w:rPr>
+            </w:pPr>
+            <w:r>
+              <w:rPr>
+                <w:rFonts w:hint="eastAsia"/>
+              </w:rPr>
+              <w:t>www.abc.com</w:t>
+            </w:r>
+          </w:p>
+        </w:tc>
+        <w:tc>
+          <w:tcPr>
+            <w:tcW w:w="4111" w:type="dxa"/>
+          </w:tcPr>
+          <w:p>
+            <w:pPr>
+              <w:ind w:left="0"/>
+              <w:rPr>
+                <w:rFonts w:hint="eastAsia"/>
+              </w:rPr>
+            </w:pPr>
+          </w:p>
+        </w:tc>
+      </w:tr>
+      <w:tr>
+        <w:tc>
+          <w:tcPr>
+            <w:tcW w:w="3877" w:type="dxa"/>
+          </w:tcPr>
+          <w:p>
+            <w:pPr>
+              <w:ind w:left="0"/>
+              <w:rPr>
+                <w:rFonts w:hint="eastAsia"/>
+              </w:rPr>
+            </w:pPr>
+            <w:r>
+              <w:rPr>
+                <w:rFonts w:hint="eastAsia"/>
+              </w:rPr>
+              <w:t>www.abc.com/xxx.xx</w:t>
+            </w:r>
+          </w:p>
+        </w:tc>
+        <w:tc>
+          <w:tcPr>
+            <w:tcW w:w="4111" w:type="dxa"/>
+          </w:tcPr>
+          <w:p>
+            <w:pPr>
+              <w:ind w:left="0"/>
+              <w:rPr>
+                <w:rFonts w:hint="eastAsia"/>
+              </w:rPr>
+            </w:pPr>
+          </w:p>
+        </w:tc>
+      </w:tr>
+    </w:tbl>
+    <w:p>
+      <w:pPr>
+        <w:rPr>
+          <w:rFonts w:hint="eastAsia"/>
+        </w:rPr>
+      </w:pPr>
+      <w:r>
+        <w:rPr>
+          <w:rFonts w:hint="eastAsia"/>
+        </w:rPr>
+        <w:t>注意</w:t>
+      </w:r>
+      <w:r>
+        <w:rPr>
+          <w:rFonts w:hint="eastAsia"/>
+        </w:rPr>
+        <w:t xml:space="preserve">: </w:t>
+      </w:r>
+      <w:r>
+        <w:rPr>
+          <w:rFonts w:hint="eastAsia"/>
+        </w:rPr>
+        <w:t>如果存在文件</w:t>
+      </w:r>
+      <w:r>
+        <w:rPr>
+          <w:rFonts w:hint="eastAsia"/>
+        </w:rPr>
+        <w:t xml:space="preserve"> cs/cl</w:t>
+      </w:r>
+      <w:r>
+        <w:rPr>
+          <w:rFonts w:hint="eastAsia"/>
+        </w:rPr>
+        <w:t>，与数据库的资源重名，优先数据库资源。</w:t>
+      </w:r>
+    </w:p>
+    <w:p>
+      <w:pPr>
+        <w:rPr>
+          <w:rFonts w:hint="eastAsia"/>
+        </w:rPr>
+      </w:pPr>
+      <w:r>
+        <w:rPr>
+          <w:rFonts w:hint="eastAsia"/>
+        </w:rPr>
+        <w:t>建议：文件都有扩展名。</w:t>
+      </w:r>
+    </w:p>
+    <w:p>
+      <w:pPr>
+        <w:ind w:left="0"/>
+        <w:rPr>
+          <w:rFonts w:hint="eastAsia"/>
+        </w:rPr>
+      </w:pPr>
+    </w:p>
+    <w:p>
+      <w:pPr>
+        <w:ind w:left="0"/>
+        <w:rPr>
+          <w:rFonts w:hint="eastAsia"/>
+        </w:rPr>
+      </w:pPr>
+    </w:p>
+    <w:p>
+      <w:pPr>
+        <w:ind w:left="0"/>
+        <w:rPr>
+          <w:rFonts w:hint="eastAsia"/>
+        </w:rPr>
+      </w:pPr>
+    </w:p>
+    <w:p>
+      <w:pPr>
+        <w:ind w:left="0"/>
+        <w:rPr>
+          <w:rFonts w:hint="eastAsia"/>
+        </w:rPr>
+      </w:pPr>
+    </w:p>
+    <w:p>
+      <w:pPr>
+        <w:rPr>
+          <w:rFonts w:hint="eastAsia"/>
+        </w:rPr>
+      </w:pPr>
+      <w:r>
+        <w:rPr>
+          <w:rFonts w:hint="eastAsia"/>
+        </w:rPr>
+        <w:lastRenderedPageBreak/>
+        <w:t>http</w:t>
+      </w:r>
+      <w:r>
+        <w:rPr>
+          <w:rFonts w:hint="eastAsia"/>
+        </w:rPr>
+        <w:t>协议</w:t>
+      </w:r>
+      <w:r>
+        <w:rPr>
+          <w:rFonts w:hint="eastAsia"/>
+        </w:rPr>
+        <w:t>:</w:t>
+      </w:r>
+    </w:p>
+    <w:tbl>
+      <w:tblPr>
+        <w:tblStyle w:val="TableGrid"/>
+        <w:tblW w:w="0" w:type="auto"/>
+        <w:tblInd w:w="534" w:type="dxa"/>
+        <w:tblLook w:val="04A0"/>
+      </w:tblPr>
+      <w:tblGrid>
+        <w:gridCol w:w="4159"/>
+        <w:gridCol w:w="3829"/>
+      </w:tblGrid>
+      <w:tr>
+        <w:tc>
+          <w:tcPr>
+            <w:tcW w:w="4159" w:type="dxa"/>
+          </w:tcPr>
+          <w:p>
+            <w:pPr>
+              <w:ind w:left="0"/>
+              <w:rPr>
+                <w:rFonts w:hint="eastAsia"/>
+              </w:rPr>
+            </w:pPr>
+            <w:r>
+              <w:rPr>
+                <w:rFonts w:hint="eastAsia"/>
+              </w:rPr>
+              <w:t>协议</w:t>
+            </w:r>
+          </w:p>
+        </w:tc>
+        <w:tc>
+          <w:tcPr>
+            <w:tcW w:w="3829" w:type="dxa"/>
+          </w:tcPr>
+          <w:p>
+            <w:pPr>
+              <w:ind w:left="0"/>
+              <w:rPr>
+                <w:rFonts w:hint="eastAsia"/>
+              </w:rPr>
+            </w:pPr>
+            <w:r>
+              <w:rPr>
+                <w:rFonts w:hint="eastAsia"/>
+              </w:rPr>
+              <w:t>区别</w:t>
+            </w:r>
+          </w:p>
+        </w:tc>
+      </w:tr>
+      <w:tr>
+        <w:tc>
+          <w:tcPr>
+            <w:tcW w:w="4159" w:type="dxa"/>
+          </w:tcPr>
+          <w:p>
+            <w:pPr>
+              <w:ind w:left="0"/>
+              <w:rPr>
+                <w:rFonts w:hint="eastAsia"/>
+              </w:rPr>
+            </w:pPr>
+            <w:r>
+              <w:rPr>
+                <w:rFonts w:hint="eastAsia"/>
+              </w:rPr>
+              <w:t>http1.0</w:t>
+            </w:r>
+          </w:p>
+        </w:tc>
+        <w:tc>
+          <w:tcPr>
+            <w:tcW w:w="3829" w:type="dxa"/>
+          </w:tcPr>
+          <w:p>
+            <w:pPr>
+              <w:ind w:left="0"/>
+              <w:rPr>
+                <w:rFonts w:hint="eastAsia"/>
+              </w:rPr>
+            </w:pPr>
+            <w:r>
+              <w:rPr>
+                <w:rFonts w:hint="eastAsia"/>
+              </w:rPr>
+              <w:t>不支持长连接</w:t>
+            </w:r>
+            <w:r>
+              <w:rPr>
+                <w:rFonts w:hint="eastAsia"/>
+              </w:rPr>
+              <w:t>,</w:t>
+            </w:r>
+            <w:r>
+              <w:rPr>
+                <w:rFonts w:hint="eastAsia"/>
+              </w:rPr>
+              <w:t>不支持</w:t>
+            </w:r>
+            <w:r>
+              <w:rPr>
+                <w:rFonts w:hint="eastAsia"/>
+              </w:rPr>
+              <w:t>Host</w:t>
+            </w:r>
+            <w:r>
+              <w:rPr>
+                <w:rFonts w:hint="eastAsia"/>
+              </w:rPr>
+              <w:t>请求字段</w:t>
+            </w:r>
+            <w:r>
+              <w:rPr>
+                <w:rFonts w:hint="eastAsia"/>
+              </w:rPr>
+              <w:t>,</w:t>
+            </w:r>
+            <w:r>
+              <w:rPr>
+                <w:rFonts w:hint="eastAsia"/>
+              </w:rPr>
+              <w:t>不支持缓存机制</w:t>
+            </w:r>
+          </w:p>
+        </w:tc>
+      </w:tr>
+      <w:tr>
+        <w:tc>
+          <w:tcPr>
+            <w:tcW w:w="4159" w:type="dxa"/>
+          </w:tcPr>
+          <w:p>
+            <w:pPr>
+              <w:ind w:left="0"/>
+              <w:rPr>
+                <w:rFonts w:hint="eastAsia"/>
+              </w:rPr>
+            </w:pPr>
+            <w:r>
+              <w:rPr>
+                <w:rFonts w:hint="eastAsia"/>
+              </w:rPr>
+              <w:t>http1.1</w:t>
+            </w:r>
+          </w:p>
+        </w:tc>
+        <w:tc>
+          <w:tcPr>
+            <w:tcW w:w="3829" w:type="dxa"/>
+          </w:tcPr>
+          <w:p>
+            <w:pPr>
+              <w:ind w:left="0"/>
+              <w:rPr>
+                <w:rFonts w:hint="eastAsia"/>
+              </w:rPr>
+            </w:pPr>
+            <w:r>
+              <w:rPr>
+                <w:rFonts w:hint="eastAsia"/>
+              </w:rPr>
+              <w:t>都支持</w:t>
+            </w:r>
+          </w:p>
+        </w:tc>
+      </w:tr>
+    </w:tbl>
+    <w:p>
+      <w:pPr>
+        <w:ind w:left="0"/>
+        <w:rPr>
+          <w:rFonts w:hint="eastAsia"/>
+        </w:rPr>
+      </w:pPr>
+    </w:p>
+    <w:p>
+      <w:pPr>
+        <w:rPr>
+          <w:rFonts w:hint="eastAsia"/>
+        </w:rPr>
+      </w:pPr>
+      <w:r>
+        <w:rPr>
+          <w:rFonts w:hint="eastAsia"/>
+        </w:rPr>
+        <w:t>方法</w:t>
+      </w:r>
+      <w:r>
+        <w:rPr>
+          <w:rFonts w:hint="eastAsia"/>
+        </w:rPr>
+        <w:t>:</w:t>
+      </w:r>
+    </w:p>
+    <w:tbl>
+      <w:tblPr>
+        <w:tblStyle w:val="TableGrid"/>
+        <w:tblW w:w="0" w:type="auto"/>
+        <w:tblInd w:w="534" w:type="dxa"/>
+        <w:tblLook w:val="04A0"/>
+      </w:tblPr>
+      <w:tblGrid>
+        <w:gridCol w:w="4111"/>
+        <w:gridCol w:w="3877"/>
+      </w:tblGrid>
+      <w:tr>
+        <w:tc>
+          <w:tcPr>
+            <w:tcW w:w="4111" w:type="dxa"/>
+          </w:tcPr>
+          <w:p>
+            <w:pPr>
+              <w:ind w:left="0"/>
+              <w:rPr>
+                <w:rFonts w:hint="eastAsia"/>
+              </w:rPr>
+            </w:pPr>
+            <w:r>
+              <w:rPr>
+                <w:rFonts w:hint="eastAsia"/>
+              </w:rPr>
+              <w:t>方法</w:t>
+            </w:r>
+          </w:p>
+        </w:tc>
+        <w:tc>
+          <w:tcPr>
+            <w:tcW w:w="3877" w:type="dxa"/>
+          </w:tcPr>
+          <w:p>
+            <w:pPr>
+              <w:ind w:left="0"/>
+            </w:pPr>
+            <w:r>
+              <w:rPr>
+                <w:rFonts w:hint="eastAsia"/>
+              </w:rPr>
+              <w:t>描述</w:t>
+            </w:r>
+          </w:p>
+        </w:tc>
+      </w:tr>
+      <w:tr>
+        <w:tc>
+          <w:tcPr>
+            <w:tcW w:w="4111" w:type="dxa"/>
+          </w:tcPr>
+          <w:p>
+            <w:pPr>
+              <w:ind w:left="0"/>
+              <w:rPr>
+                <w:rFonts w:hint="eastAsia"/>
+              </w:rPr>
+            </w:pPr>
+            <w:r>
+              <w:t>G</w:t>
+            </w:r>
+            <w:r>
+              <w:rPr>
+                <w:rFonts w:hint="eastAsia"/>
+              </w:rPr>
+              <w:t>et</w:t>
+            </w:r>
+          </w:p>
+        </w:tc>
+        <w:tc>
+          <w:tcPr>
+            <w:tcW w:w="3877" w:type="dxa"/>
+          </w:tcPr>
+          <w:p>
+            <w:pPr>
+              <w:ind w:left="0"/>
+              <w:rPr>
+                <w:rFonts w:hint="eastAsia"/>
+              </w:rPr>
+            </w:pPr>
+            <w:r>
+              <w:rPr>
+                <w:rFonts w:hint="eastAsia"/>
+              </w:rPr>
+              <w:t>显式请求</w:t>
+            </w:r>
+          </w:p>
+        </w:tc>
+      </w:tr>
+      <w:tr>
+        <w:tc>
+          <w:tcPr>
+            <w:tcW w:w="4111" w:type="dxa"/>
+          </w:tcPr>
+          <w:p>
+            <w:pPr>
+              <w:ind w:left="0"/>
+              <w:rPr>
+                <w:rFonts w:hint="eastAsia"/>
+              </w:rPr>
+            </w:pPr>
+            <w:r>
+              <w:t>P</w:t>
+            </w:r>
+            <w:r>
+              <w:rPr>
+                <w:rFonts w:hint="eastAsia"/>
+              </w:rPr>
+              <w:t>ost</w:t>
+            </w:r>
+          </w:p>
+        </w:tc>
+        <w:tc>
+          <w:tcPr>
+            <w:tcW w:w="3877" w:type="dxa"/>
+          </w:tcPr>
+          <w:p>
+            <w:pPr>
+              <w:ind w:left="0"/>
+            </w:pPr>
+            <w:r>
+              <w:rPr>
+                <w:rFonts w:hint="eastAsia"/>
+              </w:rPr>
+              <w:t>隐式请求</w:t>
+            </w:r>
+          </w:p>
+        </w:tc>
+      </w:tr>
+      <w:tr>
+        <w:tc>
+          <w:tcPr>
+            <w:tcW w:w="4111" w:type="dxa"/>
+          </w:tcPr>
+          <w:p>
+            <w:pPr>
+              <w:ind w:left="0"/>
+              <w:rPr>
+                <w:rFonts w:hint="eastAsia"/>
+              </w:rPr>
+            </w:pPr>
+            <w:r>
+              <w:t>H</w:t>
+            </w:r>
+            <w:r>
+              <w:rPr>
+                <w:rFonts w:hint="eastAsia"/>
+              </w:rPr>
+              <w:t>ead</w:t>
+            </w:r>
+          </w:p>
+        </w:tc>
+        <w:tc>
+          <w:tcPr>
+            <w:tcW w:w="3877" w:type="dxa"/>
+          </w:tcPr>
+          <w:p>
+            <w:pPr>
+              <w:ind w:left="0"/>
+            </w:pPr>
+            <w:r>
+              <w:rPr>
+                <w:rFonts w:hint="eastAsia"/>
+              </w:rPr>
+              <w:t>要求只返回</w:t>
+            </w:r>
+            <w:r>
+              <w:rPr>
+                <w:rFonts w:hint="eastAsia"/>
+              </w:rPr>
+              <w:t>http</w:t>
+            </w:r>
+            <w:r>
+              <w:rPr>
+                <w:rFonts w:hint="eastAsia"/>
+              </w:rPr>
+              <w:t>响应头</w:t>
+            </w:r>
+          </w:p>
+        </w:tc>
+      </w:tr>
+    </w:tbl>
+    <w:p>
+      <w:pPr>
+        <w:rPr>
+          <w:rFonts w:hint="eastAsia"/>
+        </w:rPr>
+      </w:pPr>
     </w:p>
     <w:p/>
     <w:p>
       <w:pPr>
         <w:pStyle w:val="Heading2"/>
-      </w:pPr>
-      <w:r>
-        <w:rPr>
-          <w:rFonts w:hint="eastAsia"/>
-        </w:rPr>
-        <w:lastRenderedPageBreak/>
-        <w:t xml:space="preserve">Story </w:t>
-      </w:r>
-      <w:r>
-        <w:rPr>
-          <w:rFonts w:hint="eastAsia"/>
-        </w:rPr>
-        <w:t>简单设计</w:t>
+        <w:rPr>
+          <w:rFonts w:hint="eastAsia"/>
+        </w:rPr>
+      </w:pPr>
+      <w:r>
+        <w:rPr>
+          <w:rFonts w:hint="eastAsia"/>
+        </w:rPr>
+        <w:t>Story</w:t>
+      </w:r>
+      <w:r>
+        <w:rPr>
+          <w:rFonts w:hint="eastAsia"/>
+        </w:rPr>
+        <w:t>约束和依赖</w:t>
       </w:r>
     </w:p>
     <w:p>
       <w:pPr>
-        <w:pStyle w:val="Heading3"/>
-      </w:pPr>
-      <w:r>
-        <w:rPr>
-          <w:rFonts w:hint="eastAsia"/>
-        </w:rPr>
-        <w:t>相关模块架构图</w:t>
+        <w:rPr>
+          <w:rFonts w:hint="eastAsia"/>
+        </w:rPr>
+      </w:pPr>
+      <w:r>
+        <w:rPr>
+          <w:rFonts w:hint="eastAsia"/>
+        </w:rPr>
+        <w:t>依赖</w:t>
+      </w:r>
+      <w:r>
+        <w:rPr>
+          <w:rFonts w:hint="eastAsia"/>
+        </w:rPr>
+        <w:t>:</w:t>
       </w:r>
     </w:p>
     <w:p>
-      <w:r>
-        <w:rPr>
-          <w:rFonts w:hint="eastAsia"/>
-          <w:color w:val="00B0F0"/>
-        </w:rPr>
-        <w:t>说明</w:t>
-      </w:r>
-      <w:r>
-        <w:rPr>
-          <w:rFonts w:hint="eastAsia"/>
-          <w:color w:val="00B0F0"/>
+      <w:pPr>
+        <w:pStyle w:val="ListParagraph"/>
+        <w:numPr>
+          <w:ilvl w:val="0"/>
+          <w:numId w:val="5"/>
+        </w:numPr>
+        <w:ind w:firstLineChars="0"/>
+        <w:rPr>
+          <w:rFonts w:hint="eastAsia"/>
+        </w:rPr>
+      </w:pPr>
+      <w:r>
+        <w:rPr>
+          <w:rFonts w:hint="eastAsia"/>
+        </w:rPr>
+        <w:t>接收和发送</w:t>
+      </w:r>
+      <w:r>
+        <w:rPr>
+          <w:rFonts w:hint="eastAsia"/>
+        </w:rPr>
+        <w:t>http</w:t>
+      </w:r>
+      <w:r>
+        <w:rPr>
+          <w:rFonts w:hint="eastAsia"/>
+        </w:rPr>
+        <w:t>需要</w:t>
+      </w:r>
+      <w:r>
+        <w:rPr>
+          <w:rFonts w:hint="eastAsia"/>
+        </w:rPr>
+        <w:t>ossSocket</w:t>
+      </w:r>
+    </w:p>
+    <w:p>
+      <w:pPr>
+        <w:pStyle w:val="ListParagraph"/>
+        <w:numPr>
+          <w:ilvl w:val="0"/>
+          <w:numId w:val="5"/>
+        </w:numPr>
+        <w:ind w:firstLineChars="0"/>
+        <w:rPr>
+          <w:rFonts w:hint="eastAsia"/>
+        </w:rPr>
+      </w:pPr>
+      <w:r>
+        <w:rPr>
+          <w:rFonts w:hint="eastAsia"/>
+        </w:rPr>
+        <w:t>构造</w:t>
+      </w:r>
+      <w:r>
+        <w:rPr>
+          <w:rFonts w:hint="eastAsia"/>
+        </w:rPr>
+        <w:t xml:space="preserve">BSONObj </w:t>
+      </w:r>
+      <w:r>
+        <w:rPr>
+          <w:rFonts w:hint="eastAsia"/>
+        </w:rPr>
+        <w:t>需要</w:t>
+      </w:r>
+      <w:r>
+        <w:rPr>
+          <w:rFonts w:hint="eastAsia"/>
+        </w:rPr>
+        <w:t xml:space="preserve"> BSON</w:t>
+      </w:r>
+      <w:r>
+        <w:rPr>
+          <w:rFonts w:hint="eastAsia"/>
+        </w:rPr>
+        <w:t>库</w:t>
+      </w:r>
+    </w:p>
+    <w:p>
+      <w:pPr>
+        <w:ind w:left="417"/>
+        <w:rPr>
+          <w:rFonts w:hint="eastAsia"/>
+        </w:rPr>
+      </w:pPr>
+    </w:p>
+    <w:p>
+      <w:pPr>
+        <w:ind w:left="417"/>
+        <w:rPr>
+          <w:rFonts w:hint="eastAsia"/>
+        </w:rPr>
+      </w:pPr>
+      <w:r>
+        <w:rPr>
+          <w:rFonts w:hint="eastAsia"/>
+        </w:rPr>
+        <w:t>约束</w:t>
+      </w:r>
+      <w:r>
+        <w:rPr>
+          <w:rFonts w:hint="eastAsia"/>
         </w:rPr>
         <w:t>:</w:t>
       </w:r>
-      <w:r>
-        <w:rPr>
-          <w:rFonts w:hint="eastAsia"/>
-          <w:color w:val="00B0F0"/>
-        </w:rPr>
-        <w:t xml:space="preserve">  </w:t>
-      </w:r>
-      <w:r>
-        <w:rPr>
-          <w:rFonts w:hint="eastAsia"/>
-          <w:color w:val="00B0F0"/>
-        </w:rPr>
-        <w:t>简单的绘制以下与该</w:t>
-      </w:r>
-      <w:r>
-        <w:rPr>
-          <w:rFonts w:hint="eastAsia"/>
-          <w:color w:val="00B0F0"/>
+    </w:p>
+    <w:p>
+      <w:pPr>
+        <w:pStyle w:val="ListParagraph"/>
+        <w:numPr>
+          <w:ilvl w:val="0"/>
+          <w:numId w:val="6"/>
+        </w:numPr>
+        <w:ind w:firstLineChars="0"/>
+        <w:rPr>
+          <w:rFonts w:hint="eastAsia"/>
+        </w:rPr>
+      </w:pPr>
+      <w:r>
+        <w:rPr>
+          <w:rFonts w:hint="eastAsia"/>
+        </w:rPr>
+        <w:t>接收大小受配置参数限制</w:t>
+      </w:r>
+    </w:p>
+    <w:p>
+      <w:pPr>
+        <w:pStyle w:val="ListParagraph"/>
+        <w:numPr>
+          <w:ilvl w:val="0"/>
+          <w:numId w:val="6"/>
+        </w:numPr>
+        <w:ind w:firstLineChars="0"/>
+      </w:pPr>
+      <w:r>
+        <w:rPr>
+          <w:rFonts w:hint="eastAsia"/>
+        </w:rPr>
+        <w:t>接收超时受配置参数限制</w:t>
+      </w:r>
+    </w:p>
+    <w:p>
+      <w:pPr>
+        <w:pStyle w:val="Heading2"/>
+      </w:pPr>
+      <w:r>
+        <w:rPr>
+          <w:rFonts w:hint="eastAsia"/>
         </w:rPr>
         <w:t xml:space="preserve">Story </w:t>
       </w:r>
       <w:r>
         <w:rPr>
           <w:rFonts w:hint="eastAsia"/>
-          <w:color w:val="00B0F0"/>
-        </w:rPr>
-        <w:t>相关的模块</w:t>
-      </w:r>
-      <w:r>
-        <w:rPr>
-          <w:rFonts w:hint="eastAsia"/>
-          <w:color w:val="00B0F0"/>
-        </w:rPr>
-        <w:t xml:space="preserve">, </w:t>
-      </w:r>
-      <w:r>
-        <w:rPr>
-          <w:rFonts w:hint="eastAsia"/>
-          <w:color w:val="00B0F0"/>
-        </w:rPr>
-        <w:t>特别是新增模块</w:t>
-      </w:r>
-      <w:r>
-        <w:rPr>
-          <w:rFonts w:hint="eastAsia"/>
-          <w:color w:val="00B0F0"/>
-        </w:rPr>
-        <w:t>;</w:t>
+        </w:rPr>
+        <w:t>简单设计</w:t>
+      </w:r>
+    </w:p>
+    <w:p>
+      <w:pPr>
+        <w:pStyle w:val="Heading3"/>
+      </w:pPr>
+      <w:r>
+        <w:rPr>
+          <w:rFonts w:hint="eastAsia"/>
+        </w:rPr>
+        <w:t>相关模块架构图</w:t>
+      </w:r>
+    </w:p>
+    <w:p>
+      <w:pPr>
+        <w:pStyle w:val="Heading3"/>
+      </w:pPr>
+      <w:r>
+        <w:rPr>
+          <w:rFonts w:hint="eastAsia"/>
+        </w:rPr>
+        <w:t>主要操作流程</w:t>
       </w:r>
     </w:p>
     <w:p/>
     <w:p>
       <w:pPr>
-        <w:pStyle w:val="Heading3"/>
-      </w:pPr>
-      <w:r>
-        <w:rPr>
-          <w:rFonts w:hint="eastAsia"/>
-        </w:rPr>
-        <w:t>主要操作流程</w:t>
-      </w:r>
-    </w:p>
-    <w:p>
-      <w:r>
-        <w:rPr>
-          <w:rFonts w:hint="eastAsia"/>
-          <w:color w:val="00B0F0"/>
-        </w:rPr>
-        <w:t>说明</w:t>
-      </w:r>
-      <w:r>
-        <w:rPr>
-          <w:rFonts w:hint="eastAsia"/>
-          <w:color w:val="00B0F0"/>
-        </w:rPr>
-        <w:t>:</w:t>
-      </w:r>
-      <w:r>
-        <w:rPr>
-          <w:rFonts w:hint="eastAsia"/>
-          <w:color w:val="00B0F0"/>
-        </w:rPr>
-        <w:t xml:space="preserve">  </w:t>
-      </w:r>
-      <w:r>
-        <w:rPr>
-          <w:rFonts w:hint="eastAsia"/>
-          <w:color w:val="00B0F0"/>
-        </w:rPr>
-        <w:t>使用时序图或者活动图</w:t>
-      </w:r>
-      <w:r>
-        <w:rPr>
-          <w:rFonts w:hint="eastAsia"/>
-          <w:color w:val="00B0F0"/>
-        </w:rPr>
-        <w:t>,</w:t>
-      </w:r>
-      <w:r>
-        <w:rPr>
-          <w:rFonts w:hint="eastAsia"/>
-          <w:color w:val="00B0F0"/>
-        </w:rPr>
-        <w:t>描述一下主要流程的处理过程</w:t>
-      </w:r>
-    </w:p>
-    <w:p/>
-    <w:p/>
-    <w:p>
-      <w:pPr>
         <w:pStyle w:val="Heading2"/>
       </w:pPr>
       <w:r>
@@ -1034,20 +1782,6 @@
           <w:rFonts w:hint="eastAsia"/>
         </w:rPr>
         <w:t>遗留问题</w:t>
-      </w:r>
-    </w:p>
-    <w:p>
-      <w:pPr>
-        <w:rPr>
-          <w:color w:val="00B0F0"/>
-        </w:rPr>
-      </w:pPr>
-      <w:r>
-        <w:rPr>
-          <w:rFonts w:hint="eastAsia"/>
-          <w:color w:val="00B0F0"/>
-        </w:rPr>
-        <w:t>说明：该特性中暂时未彻底解决或有待改进优化的问题</w:t>
       </w:r>
     </w:p>
     <w:tbl>
@@ -1133,6 +1867,12 @@
             <w:pPr>
               <w:ind w:left="0"/>
             </w:pPr>
+            <w:r>
+              <w:rPr>
+                <w:rFonts w:hint="eastAsia"/>
+              </w:rPr>
+              <w:t>001</w:t>
+            </w:r>
           </w:p>
         </w:tc>
         <w:tc>
@@ -1142,7 +1882,22 @@
           <w:p>
             <w:pPr>
               <w:ind w:left="0"/>
-            </w:pPr>
+              <w:rPr>
+                <w:rFonts w:hint="eastAsia"/>
+              </w:rPr>
+            </w:pPr>
+            <w:r>
+              <w:rPr>
+                <w:rFonts w:hint="eastAsia"/>
+              </w:rPr>
+              <w:t>https</w:t>
+            </w:r>
+            <w:r>
+              <w:rPr>
+                <w:rFonts w:hint="eastAsia"/>
+              </w:rPr>
+              <w:t>安全协议</w:t>
+            </w:r>
           </w:p>
         </w:tc>
         <w:tc>
@@ -1153,6 +1908,24 @@
             <w:pPr>
               <w:ind w:left="0"/>
             </w:pPr>
+            <w:r>
+              <w:rPr>
+                <w:rFonts w:hint="eastAsia"/>
+              </w:rPr>
+              <w:t>未支持</w:t>
+            </w:r>
+            <w:r>
+              <w:rPr>
+                <w:rFonts w:hint="eastAsia"/>
+              </w:rPr>
+              <w:t>https</w:t>
+            </w:r>
+            <w:r>
+              <w:rPr>
+                <w:rFonts w:hint="eastAsia"/>
+              </w:rPr>
+              <w:t>安全协议</w:t>
+            </w:r>
           </w:p>
         </w:tc>
       </w:tr>
@@ -1166,6 +1939,7 @@
         <w:rPr>
           <w:rFonts w:hint="eastAsia"/>
         </w:rPr>
+        <w:lastRenderedPageBreak/>
         <w:t>验收</w:t>
       </w:r>
       <w:r>
@@ -1181,105 +1955,6 @@
         <w:t>用例</w:t>
       </w:r>
     </w:p>
-    <w:p>
-      <w:pPr>
-        <w:rPr>
-          <w:color w:val="00B0F0"/>
-        </w:rPr>
-      </w:pPr>
-      <w:r>
-        <w:rPr>
-          <w:rFonts w:hint="eastAsia"/>
-          <w:color w:val="00B0F0"/>
-        </w:rPr>
-        <w:t>说明</w:t>
-      </w:r>
-      <w:r>
-        <w:rPr>
-          <w:rFonts w:hint="eastAsia"/>
-          <w:color w:val="00B0F0"/>
-        </w:rPr>
-        <w:t>:</w:t>
-      </w:r>
-      <w:r>
-        <w:rPr>
-          <w:rFonts w:hint="eastAsia"/>
-          <w:color w:val="00B0F0"/>
-        </w:rPr>
-        <w:t xml:space="preserve"> </w:t>
-      </w:r>
-      <w:r>
-        <w:rPr>
-          <w:rFonts w:hint="eastAsia"/>
-          <w:color w:val="00B0F0"/>
-        </w:rPr>
-        <w:t>验收用例是用于表明开发基本功能</w:t>
-      </w:r>
-      <w:r>
-        <w:rPr>
-          <w:rFonts w:hint="eastAsia"/>
-          <w:color w:val="00B0F0"/>
-        </w:rPr>
-        <w:t xml:space="preserve">OK, </w:t>
-      </w:r>
-      <w:r>
-        <w:rPr>
-          <w:rFonts w:hint="eastAsia"/>
-          <w:color w:val="00B0F0"/>
-        </w:rPr>
-        <w:t>满足启动测试最基本需要的一组用例</w:t>
-      </w:r>
-      <w:r>
-        <w:rPr>
-          <w:rFonts w:hint="eastAsia"/>
-          <w:color w:val="00B0F0"/>
-        </w:rPr>
-        <w:t xml:space="preserve">. </w:t>
-      </w:r>
-      <w:r>
-        <w:rPr>
-          <w:rFonts w:hint="eastAsia"/>
-          <w:color w:val="00B0F0"/>
-        </w:rPr>
-        <w:t>验收用例通过</w:t>
-      </w:r>
-      <w:r>
-        <w:rPr>
-          <w:rFonts w:hint="eastAsia"/>
-          <w:color w:val="00B0F0"/>
-        </w:rPr>
-        <w:t>,</w:t>
-      </w:r>
-      <w:r>
-        <w:rPr>
-          <w:rFonts w:hint="eastAsia"/>
-          <w:color w:val="00B0F0"/>
-        </w:rPr>
-        <w:t>表明开发完成</w:t>
-      </w:r>
-      <w:r>
-        <w:rPr>
-          <w:rFonts w:hint="eastAsia"/>
-          <w:color w:val="00B0F0"/>
-        </w:rPr>
-        <w:t>,</w:t>
-      </w:r>
-      <w:r>
-        <w:rPr>
-          <w:rFonts w:hint="eastAsia"/>
-          <w:color w:val="00B0F0"/>
-        </w:rPr>
-        <w:t>可启动正式测试</w:t>
-      </w:r>
-      <w:r>
-        <w:rPr>
-          <w:rFonts w:hint="eastAsia"/>
-          <w:color w:val="00B0F0"/>
-        </w:rPr>
-        <w:t>;</w:t>
-      </w:r>
-    </w:p>
-    <w:p/>
     <w:tbl>
       <w:tblPr>
         <w:tblStyle w:val="TableGrid"/>
@@ -1516,6 +2191,184 @@
 <file path=word/numbering.xml><?xml version="1.0" encoding="utf-8"?>
 <w:numbering xmlns:ve="http://schemas.openxmlformats.org/markup-compatibility/2006" xmlns:o="urn:schemas-microsoft-com:office:office" xmlns:r="http://schemas.openxmlformats.org/officeDocument/2006/relationships" xmlns:m="http://schemas.openxmlformats.org/officeDocument/2006/math" xmlns:v="urn:schemas-microsoft-com:vml" xmlns:wp="http://schemas.openxmlformats.org/drawingml/2006/wordprocessingDrawing" xmlns:w10="urn:schemas-microsoft-com:office:word" xmlns:w="http://schemas.openxmlformats.org/wordprocessingml/2006/main" xmlns:wne="http://schemas.microsoft.com/office/word/2006/wordml">
   <w:abstractNum w:abstractNumId="0">
+    <w:nsid w:val="13013E12"/>
+    <w:multiLevelType w:val="hybridMultilevel"/>
+    <w:tmpl w:val="B41AECFC"/>
+    <w:lvl w:ilvl="0" w:tplc="BA38711C">
+      <w:start w:val="1"/>
+      <w:numFmt w:val="decimal"/>
+      <w:lvlText w:val="%1."/>
+      <w:lvlJc w:val="left"/>
+      <w:pPr>
+        <w:ind w:left="777" w:hanging="360"/>
+      </w:pPr>
+      <w:rPr>
+        <w:rFonts w:hint="default"/>
+      </w:rPr>
+    </w:lvl>
+    <w:lvl w:ilvl="1" w:tplc="04090019" w:tentative="1">
+      <w:start w:val="1"/>
+      <w:numFmt w:val="lowerLetter"/>
+      <w:lvlText w:val="%2)"/>
+      <w:lvlJc w:val="left"/>
+      <w:pPr>
+        <w:ind w:left="1257" w:hanging="420"/>
+      </w:pPr>
+    </w:lvl>
+    <w:lvl w:ilvl="2" w:tplc="0409001B" w:tentative="1">
+      <w:start w:val="1"/>
+      <w:numFmt w:val="lowerRoman"/>
+      <w:lvlText w:val="%3."/>
+      <w:lvlJc w:val="right"/>
+      <w:pPr>
+        <w:ind w:left="1677" w:hanging="420"/>
+      </w:pPr>
+    </w:lvl>
+    <w:lvl w:ilvl="3" w:tplc="0409000F" w:tentative="1">
+      <w:start w:val="1"/>
+      <w:numFmt w:val="decimal"/>
+      <w:lvlText w:val="%4."/>
+      <w:lvlJc w:val="left"/>
+      <w:pPr>
+        <w:ind w:left="2097" w:hanging="420"/>
+      </w:pPr>
+    </w:lvl>
+    <w:lvl w:ilvl="4" w:tplc="04090019" w:tentative="1">
+      <w:start w:val="1"/>
+      <w:numFmt w:val="lowerLetter"/>
+      <w:lvlText w:val="%5)"/>
+      <w:lvlJc w:val="left"/>
+      <w:pPr>
+        <w:ind w:left="2517" w:hanging="420"/>
+      </w:pPr>
+    </w:lvl>
+    <w:lvl w:ilvl="5" w:tplc="0409001B" w:tentative="1">
+      <w:start w:val="1"/>
+      <w:numFmt w:val="lowerRoman"/>
+      <w:lvlText w:val="%6."/>
+      <w:lvlJc w:val="right"/>
+      <w:pPr>
+        <w:ind w:left="2937" w:hanging="420"/>
+      </w:pPr>
+    </w:lvl>
+    <w:lvl w:ilvl="6" w:tplc="0409000F" w:tentative="1">
+      <w:start w:val="1"/>
+      <w:numFmt w:val="decimal"/>
+      <w:lvlText w:val="%7."/>
+      <w:lvlJc w:val="left"/>
+      <w:pPr>
+        <w:ind w:left="3357" w:hanging="420"/>
+      </w:pPr>
+    </w:lvl>
+    <w:lvl w:ilvl="7" w:tplc="04090019" w:tentative="1">
+      <w:start w:val="1"/>
+      <w:numFmt w:val="lowerLetter"/>
+      <w:lvlText w:val="%8)"/>
+      <w:lvlJc w:val="left"/>
+      <w:pPr>
+        <w:ind w:left="3777" w:hanging="420"/>
+      </w:pPr>
+    </w:lvl>
+    <w:lvl w:ilvl="8" w:tplc="0409001B" w:tentative="1">
+      <w:start w:val="1"/>
+      <w:numFmt w:val="lowerRoman"/>
+      <w:lvlText w:val="%9."/>
+      <w:lvlJc w:val="right"/>
+      <w:pPr>
+        <w:ind w:left="4197" w:hanging="420"/>
+      </w:pPr>
+    </w:lvl>
+  </w:abstractNum>
+  <w:abstractNum w:abstractNumId="1">
+    <w:nsid w:val="1A0F5468"/>
+    <w:multiLevelType w:val="hybridMultilevel"/>
+    <w:tmpl w:val="546AD946"/>
+    <w:lvl w:ilvl="0" w:tplc="621ADDBE">
+      <w:start w:val="1"/>
+      <w:numFmt w:val="decimal"/>
+      <w:lvlText w:val="%1."/>
+      <w:lvlJc w:val="left"/>
+      <w:pPr>
+        <w:ind w:left="717" w:hanging="360"/>
+      </w:pPr>
+      <w:rPr>
+        <w:rFonts w:hint="default"/>
+      </w:rPr>
+    </w:lvl>
+    <w:lvl w:ilvl="1" w:tplc="04090019" w:tentative="1">
+      <w:start w:val="1"/>
+      <w:numFmt w:val="lowerLetter"/>
+      <w:lvlText w:val="%2)"/>
+      <w:lvlJc w:val="left"/>
+      <w:pPr>
+        <w:ind w:left="1197" w:hanging="420"/>
+      </w:pPr>
+    </w:lvl>
+    <w:lvl w:ilvl="2" w:tplc="0409001B" w:tentative="1">
+      <w:start w:val="1"/>
+      <w:numFmt w:val="lowerRoman"/>
+      <w:lvlText w:val="%3."/>
+      <w:lvlJc w:val="right"/>
+      <w:pPr>
+        <w:ind w:left="1617" w:hanging="420"/>
+      </w:pPr>
+    </w:lvl>
+    <w:lvl w:ilvl="3" w:tplc="0409000F" w:tentative="1">
+      <w:start w:val="1"/>
+      <w:numFmt w:val="decimal"/>
+      <w:lvlText w:val="%4."/>
+      <w:lvlJc w:val="left"/>
+      <w:pPr>
+        <w:ind w:left="2037" w:hanging="420"/>
+      </w:pPr>
+    </w:lvl>
+    <w:lvl w:ilvl="4" w:tplc="04090019" w:tentative="1">
+      <w:start w:val="1"/>
+      <w:numFmt w:val="lowerLetter"/>
+      <w:lvlText w:val="%5)"/>
+      <w:lvlJc w:val="left"/>
+      <w:pPr>
+        <w:ind w:left="2457" w:hanging="420"/>
+      </w:pPr>
+    </w:lvl>
+    <w:lvl w:ilvl="5" w:tplc="0409001B" w:tentative="1">
+      <w:start w:val="1"/>
+      <w:numFmt w:val="lowerRoman"/>
+      <w:lvlText w:val="%6."/>
+      <w:lvlJc w:val="right"/>
+      <w:pPr>
+        <w:ind w:left="2877" w:hanging="420"/>
+      </w:pPr>
+    </w:lvl>
+    <w:lvl w:ilvl="6" w:tplc="0409000F" w:tentative="1">
+      <w:start w:val="1"/>
+      <w:numFmt w:val="decimal"/>
+      <w:lvlText w:val="%7."/>
+      <w:lvlJc w:val="left"/>
+      <w:pPr>
+        <w:ind w:left="3297" w:hanging="420"/>
+      </w:pPr>
+    </w:lvl>
+    <w:lvl w:ilvl="7" w:tplc="04090019" w:tentative="1">
+      <w:start w:val="1"/>
+      <w:numFmt w:val="lowerLetter"/>
+      <w:lvlText w:val="%8)"/>
+      <w:lvlJc w:val="left"/>
+      <w:pPr>
+        <w:ind w:left="3717" w:hanging="420"/>
+      </w:pPr>
+    </w:lvl>
+    <w:lvl w:ilvl="8" w:tplc="0409001B" w:tentative="1">
+      <w:start w:val="1"/>
+      <w:numFmt w:val="lowerRoman"/>
+      <w:lvlText w:val="%9."/>
+      <w:lvlJc w:val="right"/>
+      <w:pPr>
+        <w:ind w:left="4137" w:hanging="420"/>
+      </w:pPr>
+    </w:lvl>
+  </w:abstractNum>
+  <w:abstractNum w:abstractNumId="2">
     <w:nsid w:val="22501AA3"/>
     <w:multiLevelType w:val="hybridMultilevel"/>
     <w:tmpl w:val="1B2A9E7A"/>
@@ -1602,7 +2455,7 @@
       </w:pPr>
     </w:lvl>
   </w:abstractNum>
-  <w:abstractNum w:abstractNumId="1">
+  <w:abstractNum w:abstractNumId="3">
     <w:nsid w:val="23EC5C36"/>
     <w:multiLevelType w:val="hybridMultilevel"/>
     <w:tmpl w:val="3338448C"/>
@@ -1691,7 +2544,363 @@
       </w:pPr>
     </w:lvl>
   </w:abstractNum>
-  <w:abstractNum w:abstractNumId="2">
+  <w:abstractNum w:abstractNumId="4">
+    <w:nsid w:val="266D5B7A"/>
+    <w:multiLevelType w:val="hybridMultilevel"/>
+    <w:tmpl w:val="CC76630A"/>
+    <w:lvl w:ilvl="0" w:tplc="0409000F">
+      <w:start w:val="1"/>
+      <w:numFmt w:val="decimal"/>
+      <w:lvlText w:val="%1."/>
+      <w:lvlJc w:val="left"/>
+      <w:pPr>
+        <w:ind w:left="717" w:hanging="360"/>
+      </w:pPr>
+      <w:rPr>
+        <w:rFonts w:hint="default"/>
+      </w:rPr>
+    </w:lvl>
+    <w:lvl w:ilvl="1" w:tplc="04090019" w:tentative="1">
+      <w:start w:val="1"/>
+      <w:numFmt w:val="lowerLetter"/>
+      <w:lvlText w:val="%2)"/>
+      <w:lvlJc w:val="left"/>
+      <w:pPr>
+        <w:ind w:left="1197" w:hanging="420"/>
+      </w:pPr>
+    </w:lvl>
+    <w:lvl w:ilvl="2" w:tplc="0409001B" w:tentative="1">
+      <w:start w:val="1"/>
+      <w:numFmt w:val="lowerRoman"/>
+      <w:lvlText w:val="%3."/>
+      <w:lvlJc w:val="right"/>
+      <w:pPr>
+        <w:ind w:left="1617" w:hanging="420"/>
+      </w:pPr>
+    </w:lvl>
+    <w:lvl w:ilvl="3" w:tplc="0409000F" w:tentative="1">
+      <w:start w:val="1"/>
+      <w:numFmt w:val="decimal"/>
+      <w:lvlText w:val="%4."/>
+      <w:lvlJc w:val="left"/>
+      <w:pPr>
+        <w:ind w:left="2037" w:hanging="420"/>
+      </w:pPr>
+    </w:lvl>
+    <w:lvl w:ilvl="4" w:tplc="04090019" w:tentative="1">
+      <w:start w:val="1"/>
+      <w:numFmt w:val="lowerLetter"/>
+      <w:lvlText w:val="%5)"/>
+      <w:lvlJc w:val="left"/>
+      <w:pPr>
+        <w:ind w:left="2457" w:hanging="420"/>
+      </w:pPr>
+    </w:lvl>
+    <w:lvl w:ilvl="5" w:tplc="0409001B" w:tentative="1">
+      <w:start w:val="1"/>
+      <w:numFmt w:val="lowerRoman"/>
+      <w:lvlText w:val="%6."/>
+      <w:lvlJc w:val="right"/>
+      <w:pPr>
+        <w:ind w:left="2877" w:hanging="420"/>
+      </w:pPr>
+    </w:lvl>
+    <w:lvl w:ilvl="6" w:tplc="0409000F" w:tentative="1">
+      <w:start w:val="1"/>
+      <w:numFmt w:val="decimal"/>
+      <w:lvlText w:val="%7."/>
+      <w:lvlJc w:val="left"/>
+      <w:pPr>
+        <w:ind w:left="3297" w:hanging="420"/>
+      </w:pPr>
+    </w:lvl>
+    <w:lvl w:ilvl="7" w:tplc="04090019" w:tentative="1">
+      <w:start w:val="1"/>
+      <w:numFmt w:val="lowerLetter"/>
+      <w:lvlText w:val="%8)"/>
+      <w:lvlJc w:val="left"/>
+      <w:pPr>
+        <w:ind w:left="3717" w:hanging="420"/>
+      </w:pPr>
+    </w:lvl>
+    <w:lvl w:ilvl="8" w:tplc="0409001B" w:tentative="1">
+      <w:start w:val="1"/>
+      <w:numFmt w:val="lowerRoman"/>
+      <w:lvlText w:val="%9."/>
+      <w:lvlJc w:val="right"/>
+      <w:pPr>
+        <w:ind w:left="4137" w:hanging="420"/>
+      </w:pPr>
+    </w:lvl>
+  </w:abstractNum>
+  <w:abstractNum w:abstractNumId="5">
+    <w:nsid w:val="40A0698C"/>
+    <w:multiLevelType w:val="hybridMultilevel"/>
+    <w:tmpl w:val="3A401382"/>
+    <w:lvl w:ilvl="0" w:tplc="4D88DA10">
+      <w:start w:val="1"/>
+      <w:numFmt w:val="decimal"/>
+      <w:lvlText w:val="%1."/>
+      <w:lvlJc w:val="left"/>
+      <w:pPr>
+        <w:ind w:left="717" w:hanging="360"/>
+      </w:pPr>
+      <w:rPr>
+        <w:rFonts w:hint="default"/>
+      </w:rPr>
+    </w:lvl>
+    <w:lvl w:ilvl="1" w:tplc="04090019" w:tentative="1">
+      <w:start w:val="1"/>
+      <w:numFmt w:val="lowerLetter"/>
+      <w:lvlText w:val="%2)"/>
+      <w:lvlJc w:val="left"/>
+      <w:pPr>
+        <w:ind w:left="1197" w:hanging="420"/>
+      </w:pPr>
+    </w:lvl>
+    <w:lvl w:ilvl="2" w:tplc="0409001B" w:tentative="1">
+      <w:start w:val="1"/>
+      <w:numFmt w:val="lowerRoman"/>
+      <w:lvlText w:val="%3."/>
+      <w:lvlJc w:val="right"/>
+      <w:pPr>
+        <w:ind w:left="1617" w:hanging="420"/>
+      </w:pPr>
+    </w:lvl>
+    <w:lvl w:ilvl="3" w:tplc="0409000F" w:tentative="1">
+      <w:start w:val="1"/>
+      <w:numFmt w:val="decimal"/>
+      <w:lvlText w:val="%4."/>
+      <w:lvlJc w:val="left"/>
+      <w:pPr>
+        <w:ind w:left="2037" w:hanging="420"/>
+      </w:pPr>
+    </w:lvl>
+    <w:lvl w:ilvl="4" w:tplc="04090019" w:tentative="1">
+      <w:start w:val="1"/>
+      <w:numFmt w:val="lowerLetter"/>
+      <w:lvlText w:val="%5)"/>
+      <w:lvlJc w:val="left"/>
+      <w:pPr>
+        <w:ind w:left="2457" w:hanging="420"/>
+      </w:pPr>
+    </w:lvl>
+    <w:lvl w:ilvl="5" w:tplc="0409001B" w:tentative="1">
+      <w:start w:val="1"/>
+      <w:numFmt w:val="lowerRoman"/>
+      <w:lvlText w:val="%6."/>
+      <w:lvlJc w:val="right"/>
+      <w:pPr>
+        <w:ind w:left="2877" w:hanging="420"/>
+      </w:pPr>
+    </w:lvl>
+    <w:lvl w:ilvl="6" w:tplc="0409000F" w:tentative="1">
+      <w:start w:val="1"/>
+      <w:numFmt w:val="decimal"/>
+      <w:lvlText w:val="%7."/>
+      <w:lvlJc w:val="left"/>
+      <w:pPr>
+        <w:ind w:left="3297" w:hanging="420"/>
+      </w:pPr>
+    </w:lvl>
+    <w:lvl w:ilvl="7" w:tplc="04090019" w:tentative="1">
+      <w:start w:val="1"/>
+      <w:numFmt w:val="lowerLetter"/>
+      <w:lvlText w:val="%8)"/>
+      <w:lvlJc w:val="left"/>
+      <w:pPr>
+        <w:ind w:left="3717" w:hanging="420"/>
+      </w:pPr>
+    </w:lvl>
+    <w:lvl w:ilvl="8" w:tplc="0409001B" w:tentative="1">
+      <w:start w:val="1"/>
+      <w:numFmt w:val="lowerRoman"/>
+      <w:lvlText w:val="%9."/>
+      <w:lvlJc w:val="right"/>
+      <w:pPr>
+        <w:ind w:left="4137" w:hanging="420"/>
+      </w:pPr>
+    </w:lvl>
+  </w:abstractNum>
+  <w:abstractNum w:abstractNumId="6">
+    <w:nsid w:val="418B31CC"/>
+    <w:multiLevelType w:val="hybridMultilevel"/>
+    <w:tmpl w:val="013A52B2"/>
+    <w:lvl w:ilvl="0" w:tplc="BC405ABA">
+      <w:start w:val="1"/>
+      <w:numFmt w:val="decimal"/>
+      <w:lvlText w:val="%1."/>
+      <w:lvlJc w:val="left"/>
+      <w:pPr>
+        <w:ind w:left="777" w:hanging="360"/>
+      </w:pPr>
+      <w:rPr>
+        <w:rFonts w:hint="default"/>
+      </w:rPr>
+    </w:lvl>
+    <w:lvl w:ilvl="1" w:tplc="04090019" w:tentative="1">
+      <w:start w:val="1"/>
+      <w:numFmt w:val="lowerLetter"/>
+      <w:lvlText w:val="%2)"/>
+      <w:lvlJc w:val="left"/>
+      <w:pPr>
+        <w:ind w:left="1257" w:hanging="420"/>
+      </w:pPr>
+    </w:lvl>
+    <w:lvl w:ilvl="2" w:tplc="0409001B" w:tentative="1">
+      <w:start w:val="1"/>
+      <w:numFmt w:val="lowerRoman"/>
+      <w:lvlText w:val="%3."/>
+      <w:lvlJc w:val="right"/>
+      <w:pPr>
+        <w:ind w:left="1677" w:hanging="420"/>
+      </w:pPr>
+    </w:lvl>
+    <w:lvl w:ilvl="3" w:tplc="0409000F" w:tentative="1">
+      <w:start w:val="1"/>
+      <w:numFmt w:val="decimal"/>
+      <w:lvlText w:val="%4."/>
+      <w:lvlJc w:val="left"/>
+      <w:pPr>
+        <w:ind w:left="2097" w:hanging="420"/>
+      </w:pPr>
+    </w:lvl>
+    <w:lvl w:ilvl="4" w:tplc="04090019" w:tentative="1">
+      <w:start w:val="1"/>
+      <w:numFmt w:val="lowerLetter"/>
+      <w:lvlText w:val="%5)"/>
+      <w:lvlJc w:val="left"/>
+      <w:pPr>
+        <w:ind w:left="2517" w:hanging="420"/>
+      </w:pPr>
+    </w:lvl>
+    <w:lvl w:ilvl="5" w:tplc="0409001B" w:tentative="1">
+      <w:start w:val="1"/>
+      <w:numFmt w:val="lowerRoman"/>
+      <w:lvlText w:val="%6."/>
+      <w:lvlJc w:val="right"/>
+      <w:pPr>
+        <w:ind w:left="2937" w:hanging="420"/>
+      </w:pPr>
+    </w:lvl>
+    <w:lvl w:ilvl="6" w:tplc="0409000F" w:tentative="1">
+      <w:start w:val="1"/>
+      <w:numFmt w:val="decimal"/>
+      <w:lvlText w:val="%7."/>
+      <w:lvlJc w:val="left"/>
+      <w:pPr>
+        <w:ind w:left="3357" w:hanging="420"/>
+      </w:pPr>
+    </w:lvl>
+    <w:lvl w:ilvl="7" w:tplc="04090019" w:tentative="1">
+      <w:start w:val="1"/>
+      <w:numFmt w:val="lowerLetter"/>
+      <w:lvlText w:val="%8)"/>
+      <w:lvlJc w:val="left"/>
+      <w:pPr>
+        <w:ind w:left="3777" w:hanging="420"/>
+      </w:pPr>
+    </w:lvl>
+    <w:lvl w:ilvl="8" w:tplc="0409001B" w:tentative="1">
+      <w:start w:val="1"/>
+      <w:numFmt w:val="lowerRoman"/>
+      <w:lvlText w:val="%9."/>
+      <w:lvlJc w:val="right"/>
+      <w:pPr>
+        <w:ind w:left="4197" w:hanging="420"/>
+      </w:pPr>
+    </w:lvl>
+  </w:abstractNum>
+  <w:abstractNum w:abstractNumId="7">
+    <w:nsid w:val="43BA7687"/>
+    <w:multiLevelType w:val="multilevel"/>
+    <w:tmpl w:val="E76E03F6"/>
+    <w:lvl w:ilvl="0">
+      <w:start w:val="1"/>
+      <w:numFmt w:val="decimal"/>
+      <w:lvlText w:val="%1."/>
+      <w:lvlJc w:val="left"/>
+      <w:pPr>
+        <w:ind w:left="717" w:hanging="360"/>
+      </w:pPr>
+      <w:rPr>
+        <w:rFonts w:hint="default"/>
+      </w:rPr>
+    </w:lvl>
+    <w:lvl w:ilvl="1">
+      <w:start w:val="1"/>
+      <w:numFmt w:val="lowerLetter"/>
+      <w:lvlText w:val="%2)"/>
+      <w:lvlJc w:val="left"/>
+      <w:pPr>
+        <w:ind w:left="1197" w:hanging="420"/>
+      </w:pPr>
+    </w:lvl>
+    <w:lvl w:ilvl="2">
+      <w:start w:val="1"/>
+      <w:numFmt w:val="lowerRoman"/>
+      <w:lvlText w:val="%3."/>
+      <w:lvlJc w:val="right"/>
+      <w:pPr>
+        <w:ind w:left="1617" w:hanging="420"/>
+      </w:pPr>
+    </w:lvl>
+    <w:lvl w:ilvl="3">
+      <w:start w:val="1"/>
+      <w:numFmt w:val="decimal"/>
+      <w:lvlText w:val="%4."/>
+      <w:lvlJc w:val="left"/>
+      <w:pPr>
+        <w:ind w:left="2037" w:hanging="420"/>
+      </w:pPr>
+    </w:lvl>
+    <w:lvl w:ilvl="4">
+      <w:start w:val="1"/>
+      <w:numFmt w:val="lowerLetter"/>
+      <w:lvlText w:val="%5)"/>
+      <w:lvlJc w:val="left"/>
+      <w:pPr>
+        <w:ind w:left="2457" w:hanging="420"/>
+      </w:pPr>
+    </w:lvl>
+    <w:lvl w:ilvl="5">
+      <w:start w:val="1"/>
+      <w:numFmt w:val="lowerRoman"/>
+      <w:lvlText w:val="%6."/>
+      <w:lvlJc w:val="right"/>
+      <w:pPr>
+        <w:ind w:left="2877" w:hanging="420"/>
+      </w:pPr>
+    </w:lvl>
+    <w:lvl w:ilvl="6">
+      <w:start w:val="1"/>
+      <w:numFmt w:val="decimal"/>
+      <w:lvlText w:val="%7."/>
+      <w:lvlJc w:val="left"/>
+      <w:pPr>
+        <w:ind w:left="3297" w:hanging="420"/>
+      </w:pPr>
+    </w:lvl>
+    <w:lvl w:ilvl="7">
+      <w:start w:val="1"/>
+      <w:numFmt w:val="lowerLetter"/>
+      <w:lvlText w:val="%8)"/>
+      <w:lvlJc w:val="left"/>
+      <w:pPr>
+        <w:ind w:left="3717" w:hanging="420"/>
+      </w:pPr>
+    </w:lvl>
+    <w:lvl w:ilvl="8">
+      <w:start w:val="1"/>
+      <w:numFmt w:val="lowerRoman"/>
+      <w:lvlText w:val="%9."/>
+      <w:lvlJc w:val="right"/>
+      <w:pPr>
+        <w:ind w:left="4137" w:hanging="420"/>
+      </w:pPr>
+    </w:lvl>
+  </w:abstractNum>
+  <w:abstractNum w:abstractNumId="8">
     <w:nsid w:val="589E00D2"/>
     <w:multiLevelType w:val="hybridMultilevel"/>
     <w:tmpl w:val="712282AA"/>
@@ -1779,16 +2988,34 @@
     </w:lvl>
   </w:abstractNum>
   <w:num w:numId="1">
+    <w:abstractNumId w:val="2"/>
+  </w:num>
+  <w:num w:numId="2">
+    <w:abstractNumId w:val="8"/>
+  </w:num>
+  <w:num w:numId="3">
+    <w:abstractNumId w:val="3"/>
+  </w:num>
+  <w:num w:numId="4">
+    <w:abstractNumId w:val="2"/>
+  </w:num>
+  <w:num w:numId="5">
+    <w:abstractNumId w:val="6"/>
+  </w:num>
+  <w:num w:numId="6">
     <w:abstractNumId w:val="0"/>
   </w:num>
-  <w:num w:numId="2">
-    <w:abstractNumId w:val="2"/>
+  <w:num w:numId="7">
+    <w:abstractNumId w:val="4"/>
   </w:num>
-  <w:num w:numId="3">
+  <w:num w:numId="8">
     <w:abstractNumId w:val="1"/>
   </w:num>
-  <w:num w:numId="4">
-    <w:abstractNumId w:val="0"/>
+  <w:num w:numId="9">
+    <w:abstractNumId w:val="7"/>
+  </w:num>
+  <w:num w:numId="10">
+    <w:abstractNumId w:val="5"/>
   </w:num>
 </w:numbering>
 </file>
@@ -2302,6 +3529,17 @@
       <w:szCs w:val="32"/>
     </w:rPr>
   </w:style>
+  <w:style w:type="character" w:styleId="Hyperlink">
+    <w:name w:val="Hyperlink"/>
+    <w:basedOn w:val="DefaultParagraphFont"/>
+    <w:uiPriority w:val="99"/>
+    <w:unhideWhenUsed/>
+    <w:rsid w:val="0091123B"/>
+    <w:rPr>
+      <w:color w:val="0000FF" w:themeColor="hyperlink"/>
+      <w:u w:val="single"/>
+    </w:rPr>
+  </w:style>
 </w:styles>
 </file>
 
@@ -2586,4 +3824,16 @@
   <a:objectDefaults/>
   <a:extraClrSchemeLst/>
 </a:theme>
+</file>
+
+<file path=customXml/item1.xml><?xml version="1.0" encoding="utf-8"?>
+<b:Sources xmlns:b="http://schemas.openxmlformats.org/officeDocument/2006/bibliography" xmlns="http://schemas.openxmlformats.org/officeDocument/2006/bibliography" SelectedStyle="\APA.XSL" StyleName="APA"/>
+</file>
+
+<file path=customXml/itemProps1.xml><?xml version="1.0" encoding="utf-8"?>
+<ds:datastoreItem xmlns:ds="http://schemas.openxmlformats.org/officeDocument/2006/customXml" ds:itemID="{24EB740E-2919-4134-8B41-9F25BF55E959}">
+  <ds:schemaRefs>
+    <ds:schemaRef ds:uri="http://schemas.openxmlformats.org/officeDocument/2006/bibliography"/>
+  </ds:schemaRefs>
+</ds:datastoreItem>
 </file>
--- a/internal_doc/03.开发设计/Story-OMRest.docx
+++ b/internal_doc/03.开发设计/Story-OMRest.docx
@@ -385,54 +385,75 @@
           <w:p>
             <w:pPr>
               <w:ind w:left="0"/>
-            </w:pPr>
-            <w:r>
-              <w:rPr>
-                <w:rFonts w:hint="eastAsia"/>
-              </w:rPr>
-              <w:t xml:space="preserve">INT32 </w:t>
-            </w:r>
-            <w:r>
-              <w:rPr>
-                <w:rFonts w:hint="eastAsia"/>
-              </w:rPr>
-              <w:t>getRequest(</w:t>
-            </w:r>
-          </w:p>
-          <w:p>
-            <w:pPr>
-              <w:ind w:left="0"/>
-            </w:pPr>
-            <w:r>
-              <w:rPr>
-                <w:rFonts w:hint="eastAsia"/>
-              </w:rPr>
-              <w:t>ossSocket &amp;socket,</w:t>
-            </w:r>
-          </w:p>
-          <w:p>
-            <w:pPr>
-              <w:ind w:left="0"/>
-            </w:pPr>
-            <w:r>
-              <w:t>BSONObj</w:t>
-            </w:r>
-            <w:r>
-              <w:rPr>
-                <w:rFonts w:hint="eastAsia"/>
-              </w:rPr>
-              <w:t xml:space="preserve"> &amp;httpHeader,</w:t>
-            </w:r>
-          </w:p>
-          <w:p>
-            <w:pPr>
-              <w:ind w:left="0"/>
-            </w:pPr>
-            <w:r>
-              <w:rPr>
-                <w:rFonts w:hint="eastAsia"/>
-              </w:rPr>
-              <w:t>MsgBody **msg )</w:t>
+              <w:rPr>
+                <w:rFonts w:hint="eastAsia"/>
+              </w:rPr>
+            </w:pPr>
+            <w:r>
+              <w:t>INT32</w:t>
+            </w:r>
+            <w:r>
+              <w:rPr>
+                <w:rFonts w:hint="eastAsia"/>
+              </w:rPr>
+              <w:t xml:space="preserve"> </w:t>
+            </w:r>
+            <w:r>
+              <w:t>init(</w:t>
+            </w:r>
+          </w:p>
+          <w:p>
+            <w:pPr>
+              <w:ind w:left="0"/>
+            </w:pPr>
+            <w:r>
+              <w:t xml:space="preserve">UINT32 </w:t>
+            </w:r>
+            <w:r>
+              <w:rPr>
+                <w:rFonts w:hint="eastAsia"/>
+              </w:rPr>
+              <w:t xml:space="preserve"> </w:t>
+            </w:r>
+            <w:r>
+              <w:t>maxHeaderSize,</w:t>
+            </w:r>
+          </w:p>
+          <w:p>
+            <w:pPr>
+              <w:ind w:left="0"/>
+            </w:pPr>
+            <w:r>
+              <w:t xml:space="preserve">UINT32 </w:t>
+            </w:r>
+            <w:r>
+              <w:rPr>
+                <w:rFonts w:hint="eastAsia"/>
+              </w:rPr>
+              <w:t xml:space="preserve"> </w:t>
+            </w:r>
+            <w:r>
+              <w:t>maxBodySize,</w:t>
+            </w:r>
+          </w:p>
+          <w:p>
+            <w:pPr>
+              <w:ind w:left="0"/>
+              <w:rPr>
+                <w:rFonts w:hint="eastAsia"/>
+              </w:rPr>
+            </w:pPr>
+            <w:r>
+              <w:t>UINT32 timeout</w:t>
+            </w:r>
+            <w:r>
+              <w:rPr>
+                <w:rFonts w:hint="eastAsia"/>
+              </w:rPr>
+              <w:t xml:space="preserve"> </w:t>
+            </w:r>
+            <w:r>
+              <w:t xml:space="preserve"> )</w:t>
             </w:r>
           </w:p>
         </w:tc>
@@ -443,12 +464,46 @@
           <w:p>
             <w:pPr>
               <w:ind w:left="0"/>
-            </w:pPr>
-            <w:r>
-              <w:rPr>
-                <w:rFonts w:hint="eastAsia"/>
-              </w:rPr>
-              <w:t>接收</w:t>
+              <w:rPr>
+                <w:rFonts w:hint="eastAsia"/>
+              </w:rPr>
+            </w:pPr>
+            <w:r>
+              <w:rPr>
+                <w:rFonts w:hint="eastAsia"/>
+              </w:rPr>
+              <w:t>初始化</w:t>
+            </w:r>
+            <w:r>
+              <w:rPr>
+                <w:rFonts w:hint="eastAsia"/>
+              </w:rPr>
+              <w:t>rest</w:t>
+            </w:r>
+          </w:p>
+        </w:tc>
+        <w:tc>
+          <w:tcPr>
+            <w:tcW w:w="2687" w:type="dxa"/>
+          </w:tcPr>
+          <w:p>
+            <w:pPr>
+              <w:ind w:left="0"/>
+              <w:rPr>
+                <w:rFonts w:hint="eastAsia"/>
+              </w:rPr>
+            </w:pPr>
+            <w:r>
+              <w:rPr>
+                <w:rFonts w:hint="eastAsia"/>
+              </w:rPr>
+              <w:t>maxHeaderSize</w:t>
+            </w:r>
+            <w:r>
+              <w:rPr>
+                <w:rFonts w:hint="eastAsia"/>
+              </w:rPr>
+              <w:t>是</w:t>
             </w:r>
             <w:r>
               <w:rPr>
@@ -460,19 +515,27 @@
               <w:rPr>
                 <w:rFonts w:hint="eastAsia"/>
               </w:rPr>
-              <w:t>请求</w:t>
-            </w:r>
-            <w:r>
-              <w:rPr>
-                <w:rFonts w:hint="eastAsia"/>
-              </w:rPr>
-              <w:t xml:space="preserve">, </w:t>
-            </w:r>
-            <w:r>
-              <w:rPr>
-                <w:rFonts w:hint="eastAsia"/>
-              </w:rPr>
-              <w:t>解析</w:t>
+              <w:t>头最大长度</w:t>
+            </w:r>
+          </w:p>
+          <w:p>
+            <w:pPr>
+              <w:ind w:left="0"/>
+              <w:rPr>
+                <w:rFonts w:hint="eastAsia"/>
+              </w:rPr>
+            </w:pPr>
+            <w:r>
+              <w:rPr>
+                <w:rFonts w:hint="eastAsia"/>
+              </w:rPr>
+              <w:t>maxBodySize</w:t>
+            </w:r>
+            <w:r>
+              <w:rPr>
+                <w:rFonts w:hint="eastAsia"/>
+              </w:rPr>
+              <w:t>是</w:t>
             </w:r>
             <w:r>
               <w:rPr>
@@ -484,136 +547,45 @@
               <w:rPr>
                 <w:rFonts w:hint="eastAsia"/>
               </w:rPr>
-              <w:t>，返回</w:t>
-            </w:r>
-            <w:r>
-              <w:rPr>
-                <w:rFonts w:hint="eastAsia"/>
-              </w:rPr>
-              <w:t>bson</w:t>
-            </w:r>
-            <w:r>
-              <w:rPr>
-                <w:rFonts w:hint="eastAsia"/>
-              </w:rPr>
-              <w:t>类型的</w:t>
-            </w:r>
-            <w:r>
-              <w:rPr>
-                <w:rFonts w:hint="eastAsia"/>
-              </w:rPr>
-              <w:t>http</w:t>
-            </w:r>
-            <w:r>
-              <w:rPr>
-                <w:rFonts w:hint="eastAsia"/>
-              </w:rPr>
-              <w:t>协议头和</w:t>
-            </w:r>
-            <w:r>
-              <w:rPr>
-                <w:rFonts w:hint="eastAsia"/>
-              </w:rPr>
-              <w:t>http</w:t>
-            </w:r>
-            <w:r>
-              <w:rPr>
-                <w:rFonts w:hint="eastAsia"/>
-              </w:rPr>
-              <w:t>协议内容</w:t>
-            </w:r>
-          </w:p>
-        </w:tc>
-        <w:tc>
-          <w:tcPr>
-            <w:tcW w:w="2687" w:type="dxa"/>
-          </w:tcPr>
-          <w:p>
-            <w:pPr>
-              <w:ind w:left="0"/>
-            </w:pPr>
-            <w:r>
-              <w:rPr>
-                <w:rFonts w:hint="eastAsia"/>
-              </w:rPr>
-              <w:t xml:space="preserve">socket </w:t>
-            </w:r>
-            <w:r>
-              <w:rPr>
-                <w:rFonts w:hint="eastAsia"/>
-              </w:rPr>
-              <w:t>是客户端的</w:t>
-            </w:r>
-            <w:r>
-              <w:rPr>
-                <w:rFonts w:hint="eastAsia"/>
-              </w:rPr>
-              <w:t>socket,</w:t>
-            </w:r>
-          </w:p>
-          <w:p>
-            <w:pPr>
-              <w:ind w:left="0"/>
-            </w:pPr>
-            <w:r>
-              <w:rPr>
-                <w:rFonts w:hint="eastAsia"/>
-              </w:rPr>
-              <w:t>httpHeader</w:t>
-            </w:r>
-            <w:r>
-              <w:rPr>
-                <w:rFonts w:hint="eastAsia"/>
-              </w:rPr>
-              <w:t>是</w:t>
-            </w:r>
-            <w:r>
-              <w:rPr>
-                <w:rFonts w:hint="eastAsia"/>
-              </w:rPr>
-              <w:t>http</w:t>
-            </w:r>
-            <w:r>
-              <w:rPr>
-                <w:rFonts w:hint="eastAsia"/>
-              </w:rPr>
-              <w:t>头的</w:t>
-            </w:r>
-            <w:r>
-              <w:rPr>
-                <w:rFonts w:hint="eastAsia"/>
-              </w:rPr>
-              <w:t xml:space="preserve">bson, </w:t>
-            </w:r>
-            <w:r>
-              <w:rPr>
-                <w:rFonts w:hint="eastAsia"/>
-              </w:rPr>
-              <w:t>MsgBody</w:t>
-            </w:r>
-            <w:r>
-              <w:rPr>
-                <w:rFonts w:hint="eastAsia"/>
-              </w:rPr>
-              <w:t>是</w:t>
-            </w:r>
-            <w:r>
-              <w:rPr>
-                <w:rFonts w:hint="eastAsia"/>
-              </w:rPr>
-              <w:t>http</w:t>
-            </w:r>
-            <w:r>
-              <w:rPr>
-                <w:rFonts w:hint="eastAsia"/>
-              </w:rPr>
-              <w:t>内容的</w:t>
-            </w:r>
-            <w:r>
-              <w:rPr>
-                <w:rFonts w:hint="eastAsia"/>
-              </w:rPr>
-              <w:t>bson</w:t>
+              <w:t>内容最大长度</w:t>
+            </w:r>
+          </w:p>
+          <w:p>
+            <w:pPr>
+              <w:ind w:left="0"/>
+              <w:rPr>
+                <w:rFonts w:hint="eastAsia"/>
+              </w:rPr>
+            </w:pPr>
+            <w:r>
+              <w:rPr>
+                <w:rFonts w:hint="eastAsia"/>
+              </w:rPr>
+              <w:t>timeout</w:t>
+            </w:r>
+            <w:r>
+              <w:rPr>
+                <w:rFonts w:hint="eastAsia"/>
+              </w:rPr>
+              <w:t>是等待和发送超时的时间</w:t>
+            </w:r>
+            <w:r>
+              <w:rPr>
+                <w:rFonts w:hint="eastAsia"/>
+              </w:rPr>
+              <w:t>(</w:t>
+            </w:r>
+            <w:r>
+              <w:rPr>
+                <w:rFonts w:hint="eastAsia"/>
+              </w:rPr>
+              <w:t>毫秒</w:t>
+            </w:r>
+            <w:r>
+              <w:rPr>
+                <w:rFonts w:hint="eastAsia"/>
+              </w:rPr>
+              <w:t>)</w:t>
             </w:r>
           </w:p>
         </w:tc>
@@ -626,11 +598,247 @@
           <w:p>
             <w:pPr>
               <w:ind w:left="0"/>
-            </w:pPr>
-            <w:r>
-              <w:rPr>
-                <w:rFonts w:hint="eastAsia"/>
-              </w:rPr>
+              <w:rPr>
+                <w:rFonts w:hint="eastAsia"/>
+              </w:rPr>
+            </w:pPr>
+            <w:r>
+              <w:t xml:space="preserve">INT32 getRequest( </w:t>
+            </w:r>
+          </w:p>
+          <w:p>
+            <w:pPr>
+              <w:ind w:left="0"/>
+              <w:rPr>
+                <w:rFonts w:hint="eastAsia"/>
+              </w:rPr>
+            </w:pPr>
+            <w:r>
+              <w:t xml:space="preserve">ossSocket </w:t>
+            </w:r>
+            <w:r>
+              <w:rPr>
+                <w:rFonts w:hint="eastAsia"/>
+              </w:rPr>
+              <w:t>&amp;</w:t>
+            </w:r>
+            <w:r>
+              <w:t>socket,</w:t>
+            </w:r>
+          </w:p>
+          <w:p>
+            <w:pPr>
+              <w:ind w:left="0"/>
+            </w:pPr>
+            <w:r>
+              <w:t>HTTP_PARSE_COMMON &amp;common,                    CHAR **pMsg,</w:t>
+            </w:r>
+          </w:p>
+          <w:p>
+            <w:pPr>
+              <w:ind w:left="0"/>
+            </w:pPr>
+            <w:r>
+              <w:t>UINT32 &amp;msgSize )</w:t>
+            </w:r>
+          </w:p>
+        </w:tc>
+        <w:tc>
+          <w:tcPr>
+            <w:tcW w:w="2687" w:type="dxa"/>
+          </w:tcPr>
+          <w:p>
+            <w:pPr>
+              <w:ind w:left="0"/>
+            </w:pPr>
+            <w:r>
+              <w:rPr>
+                <w:rFonts w:hint="eastAsia"/>
+              </w:rPr>
+              <w:t>接收</w:t>
+            </w:r>
+            <w:r>
+              <w:rPr>
+                <w:rFonts w:hint="eastAsia"/>
+              </w:rPr>
+              <w:t>http</w:t>
+            </w:r>
+            <w:r>
+              <w:rPr>
+                <w:rFonts w:hint="eastAsia"/>
+              </w:rPr>
+              <w:t>请求</w:t>
+            </w:r>
+            <w:r>
+              <w:rPr>
+                <w:rFonts w:hint="eastAsia"/>
+              </w:rPr>
+              <w:t xml:space="preserve">, </w:t>
+            </w:r>
+            <w:r>
+              <w:rPr>
+                <w:rFonts w:hint="eastAsia"/>
+              </w:rPr>
+              <w:t>解析</w:t>
+            </w:r>
+            <w:r>
+              <w:rPr>
+                <w:rFonts w:hint="eastAsia"/>
+              </w:rPr>
+              <w:t>http</w:t>
+            </w:r>
+            <w:r>
+              <w:rPr>
+                <w:rFonts w:hint="eastAsia"/>
+              </w:rPr>
+              <w:t>，返回</w:t>
+            </w:r>
+            <w:r>
+              <w:rPr>
+                <w:rFonts w:hint="eastAsia"/>
+              </w:rPr>
+              <w:t>消息</w:t>
+            </w:r>
+            <w:r>
+              <w:rPr>
+                <w:rFonts w:hint="eastAsia"/>
+              </w:rPr>
+              <w:t>类型</w:t>
+            </w:r>
+            <w:r>
+              <w:rPr>
+                <w:rFonts w:hint="eastAsia"/>
+              </w:rPr>
+              <w:t>、数据包、数据包长度，</w:t>
+            </w:r>
+            <w:r>
+              <w:rPr>
+                <w:rFonts w:hint="eastAsia"/>
+              </w:rPr>
+              <w:t>pMsg</w:t>
+            </w:r>
+            <w:r>
+              <w:rPr>
+                <w:rFonts w:hint="eastAsia"/>
+              </w:rPr>
+              <w:t>的内存由</w:t>
+            </w:r>
+            <w:r>
+              <w:rPr>
+                <w:rFonts w:hint="eastAsia"/>
+              </w:rPr>
+              <w:t>rest</w:t>
+            </w:r>
+            <w:r>
+              <w:rPr>
+                <w:rFonts w:hint="eastAsia"/>
+              </w:rPr>
+              <w:t>自动分配。</w:t>
+            </w:r>
+          </w:p>
+        </w:tc>
+        <w:tc>
+          <w:tcPr>
+            <w:tcW w:w="2687" w:type="dxa"/>
+          </w:tcPr>
+          <w:p>
+            <w:pPr>
+              <w:ind w:left="0"/>
+              <w:rPr>
+                <w:rFonts w:hint="eastAsia"/>
+              </w:rPr>
+            </w:pPr>
+            <w:r>
+              <w:t>S</w:t>
+            </w:r>
+            <w:r>
+              <w:rPr>
+                <w:rFonts w:hint="eastAsia"/>
+              </w:rPr>
+              <w:t>ocket</w:t>
+            </w:r>
+            <w:r>
+              <w:rPr>
+                <w:rFonts w:hint="eastAsia"/>
+              </w:rPr>
+              <w:t>是客户端的套接字。</w:t>
+            </w:r>
+          </w:p>
+          <w:p>
+            <w:pPr>
+              <w:ind w:left="0"/>
+              <w:rPr>
+                <w:rFonts w:hint="eastAsia"/>
+              </w:rPr>
+            </w:pPr>
+            <w:r>
+              <w:t>C</w:t>
+            </w:r>
+            <w:r>
+              <w:rPr>
+                <w:rFonts w:hint="eastAsia"/>
+              </w:rPr>
+              <w:t>ommon</w:t>
+            </w:r>
+            <w:r>
+              <w:rPr>
+                <w:rFonts w:hint="eastAsia"/>
+              </w:rPr>
+              <w:t>是消息类型</w:t>
+            </w:r>
+          </w:p>
+          <w:p>
+            <w:pPr>
+              <w:ind w:left="0"/>
+              <w:rPr>
+                <w:rFonts w:hint="eastAsia"/>
+              </w:rPr>
+            </w:pPr>
+            <w:r>
+              <w:rPr>
+                <w:rFonts w:hint="eastAsia"/>
+              </w:rPr>
+              <w:t>pMsg</w:t>
+            </w:r>
+            <w:r>
+              <w:rPr>
+                <w:rFonts w:hint="eastAsia"/>
+              </w:rPr>
+              <w:t>是封装好的数据包</w:t>
+            </w:r>
+          </w:p>
+          <w:p>
+            <w:pPr>
+              <w:ind w:left="0"/>
+            </w:pPr>
+            <w:r>
+              <w:rPr>
+                <w:rFonts w:hint="eastAsia"/>
+              </w:rPr>
+              <w:t>msgSize</w:t>
+            </w:r>
+            <w:r>
+              <w:rPr>
+                <w:rFonts w:hint="eastAsia"/>
+              </w:rPr>
+              <w:t>是数据包的长度</w:t>
+            </w:r>
+          </w:p>
+        </w:tc>
+      </w:tr>
+      <w:tr>
+        <w:tc>
+          <w:tcPr>
+            <w:tcW w:w="2614" w:type="dxa"/>
+          </w:tcPr>
+          <w:p>
+            <w:pPr>
+              <w:ind w:left="0"/>
+              <w:rPr>
+                <w:rFonts w:hint="eastAsia"/>
+              </w:rPr>
+            </w:pPr>
+            <w:r>
               <w:t>INT32 sendResponse(</w:t>
             </w:r>
           </w:p>
@@ -639,38 +847,16 @@
               <w:ind w:left="0"/>
             </w:pPr>
             <w:r>
-              <w:rPr>
-                <w:rFonts w:hint="eastAsia"/>
-              </w:rPr>
-              <w:t>ossSocket &amp;socket,</w:t>
-            </w:r>
-          </w:p>
-          <w:p>
-            <w:pPr>
-              <w:ind w:left="0"/>
-            </w:pPr>
-            <w:r>
-              <w:rPr>
-                <w:rFonts w:hint="eastAsia"/>
-              </w:rPr>
-              <w:t>BSONObj &amp;httpHeader,</w:t>
-            </w:r>
-          </w:p>
-          <w:p>
-            <w:pPr>
-              <w:ind w:left="0"/>
-            </w:pPr>
-            <w:r>
-              <w:rPr>
-                <w:rFonts w:hint="eastAsia"/>
-              </w:rPr>
-              <w:t>MsgBody **msg</w:t>
-            </w:r>
-            <w:r>
-              <w:rPr>
-                <w:rFonts w:hint="eastAsia"/>
-              </w:rPr>
-              <w:t xml:space="preserve"> )</w:t>
+              <w:t>ossSocket *socket</w:t>
+            </w:r>
+            <w:r>
+              <w:rPr>
+                <w:rFonts w:hint="eastAsia"/>
+              </w:rPr>
+              <w:t xml:space="preserve"> </w:t>
+            </w:r>
+            <w:r>
+              <w:t>)</w:t>
             </w:r>
           </w:p>
         </w:tc>
@@ -686,7 +872,7 @@
               <w:rPr>
                 <w:rFonts w:hint="eastAsia"/>
               </w:rPr>
-              <w:t>构造</w:t>
+              <w:t>发送</w:t>
             </w:r>
             <w:r>
               <w:rPr>
@@ -700,17 +886,83 @@
               </w:rPr>
               <w:t>响应</w:t>
             </w:r>
-            <w:r>
-              <w:rPr>
-                <w:rFonts w:hint="eastAsia"/>
-              </w:rPr>
-              <w:t xml:space="preserve">, </w:t>
-            </w:r>
-            <w:r>
-              <w:rPr>
-                <w:rFonts w:hint="eastAsia"/>
-              </w:rPr>
-              <w:t>发送</w:t>
+          </w:p>
+        </w:tc>
+        <w:tc>
+          <w:tcPr>
+            <w:tcW w:w="2687" w:type="dxa"/>
+          </w:tcPr>
+          <w:p>
+            <w:pPr>
+              <w:ind w:left="0"/>
+            </w:pPr>
+            <w:r>
+              <w:t>S</w:t>
+            </w:r>
+            <w:r>
+              <w:rPr>
+                <w:rFonts w:hint="eastAsia"/>
+              </w:rPr>
+              <w:t>ocket</w:t>
+            </w:r>
+            <w:r>
+              <w:rPr>
+                <w:rFonts w:hint="eastAsia"/>
+              </w:rPr>
+              <w:t>是客户端的套接字。</w:t>
+            </w:r>
+          </w:p>
+        </w:tc>
+      </w:tr>
+      <w:tr>
+        <w:tc>
+          <w:tcPr>
+            <w:tcW w:w="2614" w:type="dxa"/>
+          </w:tcPr>
+          <w:p>
+            <w:pPr>
+              <w:ind w:left="0"/>
+              <w:rPr>
+                <w:rFonts w:hint="eastAsia"/>
+              </w:rPr>
+            </w:pPr>
+            <w:r>
+              <w:t xml:space="preserve">INT32 appendHttpHeader( </w:t>
+            </w:r>
+          </w:p>
+          <w:p>
+            <w:pPr>
+              <w:ind w:left="0"/>
+            </w:pPr>
+            <w:r>
+              <w:t>const CHAR *pKey,</w:t>
+            </w:r>
+          </w:p>
+          <w:p>
+            <w:pPr>
+              <w:ind w:left="0"/>
+            </w:pPr>
+            <w:r>
+              <w:t>const CHAR *pValue )</w:t>
+            </w:r>
+          </w:p>
+        </w:tc>
+        <w:tc>
+          <w:tcPr>
+            <w:tcW w:w="2687" w:type="dxa"/>
+          </w:tcPr>
+          <w:p>
+            <w:pPr>
+              <w:ind w:left="0"/>
+              <w:rPr>
+                <w:rFonts w:hint="eastAsia"/>
+              </w:rPr>
+            </w:pPr>
+            <w:r>
+              <w:rPr>
+                <w:rFonts w:hint="eastAsia"/>
+              </w:rPr>
+              <w:t>添加一个新的</w:t>
             </w:r>
             <w:r>
               <w:rPr>
@@ -722,7 +974,7 @@
               <w:rPr>
                 <w:rFonts w:hint="eastAsia"/>
               </w:rPr>
-              <w:t>响应</w:t>
+              <w:t>响应字段，如果已经存在，则修改对应的值</w:t>
             </w:r>
           </w:p>
         </w:tc>
@@ -733,38 +985,15 @@
           <w:p>
             <w:pPr>
               <w:ind w:left="0"/>
-            </w:pPr>
-            <w:r>
-              <w:t>S</w:t>
-            </w:r>
-            <w:r>
-              <w:rPr>
-                <w:rFonts w:hint="eastAsia"/>
-              </w:rPr>
-              <w:t>ocket</w:t>
-            </w:r>
-            <w:r>
-              <w:rPr>
-                <w:rFonts w:hint="eastAsia"/>
-              </w:rPr>
-              <w:t>是客户端的</w:t>
-            </w:r>
-            <w:r>
-              <w:rPr>
-                <w:rFonts w:hint="eastAsia"/>
-              </w:rPr>
-              <w:t>socket,</w:t>
-            </w:r>
-          </w:p>
-          <w:p>
-            <w:pPr>
-              <w:ind w:left="0"/>
-            </w:pPr>
-            <w:r>
-              <w:rPr>
-                <w:rFonts w:hint="eastAsia"/>
-              </w:rPr>
-              <w:t>httpHeader</w:t>
+              <w:rPr>
+                <w:rFonts w:hint="eastAsia"/>
+              </w:rPr>
+            </w:pPr>
+            <w:r>
+              <w:rPr>
+                <w:rFonts w:hint="eastAsia"/>
+              </w:rPr>
+              <w:t>http</w:t>
             </w:r>
             <w:r>
               <w:rPr>
@@ -776,25 +1005,330 @@
               <w:rPr>
                 <w:rFonts w:hint="eastAsia"/>
               </w:rPr>
+              <w:t xml:space="preserve">key : value </w:t>
+            </w:r>
+            <w:r>
+              <w:rPr>
+                <w:rFonts w:hint="eastAsia"/>
+              </w:rPr>
+              <w:t>结构</w:t>
+            </w:r>
+          </w:p>
+          <w:p>
+            <w:pPr>
+              <w:ind w:left="0"/>
+              <w:rPr>
+                <w:rFonts w:hint="eastAsia"/>
+              </w:rPr>
+            </w:pPr>
+            <w:r>
+              <w:rPr>
+                <w:rFonts w:hint="eastAsia"/>
+              </w:rPr>
+              <w:t>pKey</w:t>
+            </w:r>
+            <w:r>
+              <w:rPr>
+                <w:rFonts w:hint="eastAsia"/>
+              </w:rPr>
+              <w:t>对应</w:t>
+            </w:r>
+            <w:r>
+              <w:rPr>
+                <w:rFonts w:hint="eastAsia"/>
+              </w:rPr>
+              <w:t xml:space="preserve"> key</w:t>
+            </w:r>
+          </w:p>
+          <w:p>
+            <w:pPr>
+              <w:ind w:left="0"/>
+            </w:pPr>
+            <w:r>
+              <w:rPr>
+                <w:rFonts w:hint="eastAsia"/>
+              </w:rPr>
+              <w:t xml:space="preserve">pValue </w:t>
+            </w:r>
+            <w:r>
+              <w:rPr>
+                <w:rFonts w:hint="eastAsia"/>
+              </w:rPr>
+              <w:t>对应</w:t>
+            </w:r>
+            <w:r>
+              <w:rPr>
+                <w:rFonts w:hint="eastAsia"/>
+              </w:rPr>
+              <w:t xml:space="preserve"> value</w:t>
+            </w:r>
+          </w:p>
+        </w:tc>
+      </w:tr>
+      <w:tr>
+        <w:tc>
+          <w:tcPr>
+            <w:tcW w:w="2614" w:type="dxa"/>
+          </w:tcPr>
+          <w:p>
+            <w:pPr>
+              <w:ind w:left="0"/>
+              <w:rPr>
+                <w:rFonts w:hint="eastAsia"/>
+              </w:rPr>
+            </w:pPr>
+            <w:r>
+              <w:t xml:space="preserve">INT32 getHttpHeader( </w:t>
+            </w:r>
+          </w:p>
+          <w:p>
+            <w:pPr>
+              <w:ind w:left="0"/>
+            </w:pPr>
+            <w:r>
+              <w:t>const CHAR *pKey,</w:t>
+            </w:r>
+          </w:p>
+          <w:p>
+            <w:pPr>
+              <w:ind w:left="0"/>
+            </w:pPr>
+            <w:r>
+              <w:t>const CHAR **pValue )</w:t>
+            </w:r>
+          </w:p>
+        </w:tc>
+        <w:tc>
+          <w:tcPr>
+            <w:tcW w:w="2687" w:type="dxa"/>
+          </w:tcPr>
+          <w:p>
+            <w:pPr>
+              <w:ind w:left="0"/>
+              <w:rPr>
+                <w:rFonts w:hint="eastAsia"/>
+              </w:rPr>
+            </w:pPr>
+            <w:r>
+              <w:rPr>
+                <w:rFonts w:hint="eastAsia"/>
+              </w:rPr>
+              <w:t>获取</w:t>
+            </w:r>
+            <w:r>
+              <w:rPr>
+                <w:rFonts w:hint="eastAsia"/>
+              </w:rPr>
               <w:t>http</w:t>
             </w:r>
             <w:r>
               <w:rPr>
                 <w:rFonts w:hint="eastAsia"/>
               </w:rPr>
-              <w:t>头的</w:t>
-            </w:r>
-            <w:r>
-              <w:rPr>
-                <w:rFonts w:hint="eastAsia"/>
-              </w:rPr>
-              <w:t xml:space="preserve">bson, </w:t>
-            </w:r>
-            <w:r>
-              <w:rPr>
-                <w:rFonts w:hint="eastAsia"/>
-              </w:rPr>
-              <w:t>MsgBody</w:t>
+              <w:t>请求中指定字段的值</w:t>
+            </w:r>
+          </w:p>
+        </w:tc>
+        <w:tc>
+          <w:tcPr>
+            <w:tcW w:w="2687" w:type="dxa"/>
+          </w:tcPr>
+          <w:p>
+            <w:pPr>
+              <w:ind w:left="0"/>
+            </w:pPr>
+            <w:r>
+              <w:rPr>
+                <w:rFonts w:hint="eastAsia"/>
+              </w:rPr>
+              <w:t>如果</w:t>
+            </w:r>
+            <w:r>
+              <w:rPr>
+                <w:rFonts w:hint="eastAsia"/>
+              </w:rPr>
+              <w:t>key</w:t>
+            </w:r>
+            <w:r>
+              <w:rPr>
+                <w:rFonts w:hint="eastAsia"/>
+              </w:rPr>
+              <w:t>存在，</w:t>
+            </w:r>
+            <w:r>
+              <w:rPr>
+                <w:rFonts w:hint="eastAsia"/>
+              </w:rPr>
+              <w:t>pValue</w:t>
+            </w:r>
+            <w:r>
+              <w:rPr>
+                <w:rFonts w:hint="eastAsia"/>
+              </w:rPr>
+              <w:t>返回指针（内存是</w:t>
+            </w:r>
+            <w:r>
+              <w:rPr>
+                <w:rFonts w:hint="eastAsia"/>
+              </w:rPr>
+              <w:t>rest</w:t>
+            </w:r>
+            <w:r>
+              <w:rPr>
+                <w:rFonts w:hint="eastAsia"/>
+              </w:rPr>
+              <w:t>分配，不能作修改），如果不存在，返回</w:t>
+            </w:r>
+            <w:r>
+              <w:rPr>
+                <w:rFonts w:hint="eastAsia"/>
+              </w:rPr>
+              <w:t>NULL</w:t>
+            </w:r>
+          </w:p>
+        </w:tc>
+      </w:tr>
+      <w:tr>
+        <w:tc>
+          <w:tcPr>
+            <w:tcW w:w="2614" w:type="dxa"/>
+          </w:tcPr>
+          <w:p>
+            <w:pPr>
+              <w:ind w:left="0"/>
+              <w:rPr>
+                <w:rFonts w:hint="eastAsia"/>
+              </w:rPr>
+            </w:pPr>
+            <w:r>
+              <w:lastRenderedPageBreak/>
+              <w:t>INT32 appendHttpBody(</w:t>
+            </w:r>
+          </w:p>
+          <w:p>
+            <w:pPr>
+              <w:ind w:left="0"/>
+            </w:pPr>
+            <w:r>
+              <w:t>const CHAR *pBuffer,</w:t>
+            </w:r>
+          </w:p>
+          <w:p>
+            <w:pPr>
+              <w:ind w:left="0"/>
+            </w:pPr>
+            <w:r>
+              <w:t>UINT32 length,</w:t>
+            </w:r>
+          </w:p>
+          <w:p>
+            <w:pPr>
+              <w:ind w:left="0"/>
+            </w:pPr>
+            <w:r>
+              <w:t>UINT32 number )</w:t>
+            </w:r>
+          </w:p>
+        </w:tc>
+        <w:tc>
+          <w:tcPr>
+            <w:tcW w:w="2687" w:type="dxa"/>
+          </w:tcPr>
+          <w:p>
+            <w:pPr>
+              <w:ind w:left="0"/>
+              <w:rPr>
+                <w:rFonts w:hint="eastAsia"/>
+              </w:rPr>
+            </w:pPr>
+            <w:r>
+              <w:rPr>
+                <w:rFonts w:hint="eastAsia"/>
+              </w:rPr>
+              <w:t>添加一个新的</w:t>
+            </w:r>
+            <w:r>
+              <w:rPr>
+                <w:rFonts w:hint="eastAsia"/>
+              </w:rPr>
+              <w:t>http</w:t>
+            </w:r>
+            <w:r>
+              <w:rPr>
+                <w:rFonts w:hint="eastAsia"/>
+              </w:rPr>
+              <w:t>响应内容，如果已经存在，则继续添加</w:t>
+            </w:r>
+          </w:p>
+        </w:tc>
+        <w:tc>
+          <w:tcPr>
+            <w:tcW w:w="2687" w:type="dxa"/>
+          </w:tcPr>
+          <w:p>
+            <w:pPr>
+              <w:ind w:left="0"/>
+              <w:rPr>
+                <w:rFonts w:hint="eastAsia"/>
+              </w:rPr>
+            </w:pPr>
+            <w:r>
+              <w:rPr>
+                <w:rFonts w:hint="eastAsia"/>
+              </w:rPr>
+              <w:t>pBuffer</w:t>
+            </w:r>
+            <w:r>
+              <w:rPr>
+                <w:rFonts w:hint="eastAsia"/>
+              </w:rPr>
+              <w:t>是一个或多个</w:t>
+            </w:r>
+            <w:r>
+              <w:rPr>
+                <w:rFonts w:hint="eastAsia"/>
+              </w:rPr>
+              <w:t>bson</w:t>
+            </w:r>
+            <w:r>
+              <w:rPr>
+                <w:rFonts w:hint="eastAsia"/>
+              </w:rPr>
+              <w:t>内存的起始地址</w:t>
+            </w:r>
+          </w:p>
+          <w:p>
+            <w:pPr>
+              <w:ind w:left="0"/>
+              <w:rPr>
+                <w:rFonts w:hint="eastAsia"/>
+              </w:rPr>
+            </w:pPr>
+            <w:r>
+              <w:rPr>
+                <w:rFonts w:hint="eastAsia"/>
+              </w:rPr>
+              <w:t>length</w:t>
+            </w:r>
+            <w:r>
+              <w:rPr>
+                <w:rFonts w:hint="eastAsia"/>
+              </w:rPr>
+              <w:t>是总内存长度</w:t>
+            </w:r>
+          </w:p>
+          <w:p>
+            <w:pPr>
+              <w:ind w:left="0"/>
+              <w:rPr>
+                <w:rFonts w:hint="eastAsia"/>
+              </w:rPr>
+            </w:pPr>
+            <w:r>
+              <w:rPr>
+                <w:rFonts w:hint="eastAsia"/>
+              </w:rPr>
+              <w:t>number</w:t>
             </w:r>
             <w:r>
               <w:rPr>
@@ -806,19 +1340,13 @@
               <w:rPr>
                 <w:rFonts w:hint="eastAsia"/>
               </w:rPr>
-              <w:t>http</w:t>
-            </w:r>
-            <w:r>
-              <w:rPr>
-                <w:rFonts w:hint="eastAsia"/>
-              </w:rPr>
-              <w:t>内容的</w:t>
-            </w:r>
-            <w:r>
-              <w:rPr>
-                <w:rFonts w:hint="eastAsia"/>
-              </w:rPr>
               <w:t>bson</w:t>
+            </w:r>
+            <w:r>
+              <w:rPr>
+                <w:rFonts w:hint="eastAsia"/>
+              </w:rPr>
+              <w:t>数量</w:t>
             </w:r>
           </w:p>
         </w:tc>
@@ -826,6 +1354,183 @@
     </w:tbl>
     <w:p>
       <w:pPr>
+        <w:ind w:left="0"/>
+        <w:rPr>
+          <w:rFonts w:hint="eastAsia"/>
+        </w:rPr>
+      </w:pPr>
+    </w:p>
+    <w:p>
+      <w:pPr>
+        <w:ind w:left="0"/>
+        <w:rPr>
+          <w:rFonts w:hint="eastAsia"/>
+        </w:rPr>
+      </w:pPr>
+      <w:r>
+        <w:t>HTTP_PARSE_COMMON</w:t>
+      </w:r>
+    </w:p>
+    <w:p>
+      <w:pPr>
+        <w:pStyle w:val="ListParagraph"/>
+        <w:numPr>
+          <w:ilvl w:val="0"/>
+          <w:numId w:val="11"/>
+        </w:numPr>
+        <w:ind w:firstLineChars="0"/>
+        <w:rPr>
+          <w:rFonts w:hint="eastAsia"/>
+        </w:rPr>
+      </w:pPr>
+      <w:r>
+        <w:t>I</w:t>
+      </w:r>
+      <w:r>
+        <w:rPr>
+          <w:rFonts w:hint="eastAsia"/>
+        </w:rPr>
+        <w:t>nsert</w:t>
+      </w:r>
+    </w:p>
+    <w:p>
+      <w:pPr>
+        <w:pStyle w:val="ListParagraph"/>
+        <w:numPr>
+          <w:ilvl w:val="0"/>
+          <w:numId w:val="11"/>
+        </w:numPr>
+        <w:ind w:firstLineChars="0"/>
+        <w:rPr>
+          <w:rFonts w:hint="eastAsia"/>
+        </w:rPr>
+      </w:pPr>
+      <w:r>
+        <w:t>D</w:t>
+      </w:r>
+      <w:r>
+        <w:rPr>
+          <w:rFonts w:hint="eastAsia"/>
+        </w:rPr>
+        <w:t>elete</w:t>
+      </w:r>
+    </w:p>
+    <w:p>
+      <w:pPr>
+        <w:pStyle w:val="ListParagraph"/>
+        <w:numPr>
+          <w:ilvl w:val="0"/>
+          <w:numId w:val="11"/>
+        </w:numPr>
+        <w:ind w:firstLineChars="0"/>
+        <w:rPr>
+          <w:rFonts w:hint="eastAsia"/>
+        </w:rPr>
+      </w:pPr>
+      <w:r>
+        <w:t>U</w:t>
+      </w:r>
+      <w:r>
+        <w:rPr>
+          <w:rFonts w:hint="eastAsia"/>
+        </w:rPr>
+        <w:t>pdate</w:t>
+      </w:r>
+    </w:p>
+    <w:p>
+      <w:pPr>
+        <w:pStyle w:val="ListParagraph"/>
+        <w:numPr>
+          <w:ilvl w:val="0"/>
+          <w:numId w:val="11"/>
+        </w:numPr>
+        <w:ind w:firstLineChars="0"/>
+        <w:rPr>
+          <w:rFonts w:hint="eastAsia"/>
+        </w:rPr>
+      </w:pPr>
+      <w:r>
+        <w:t>Q</w:t>
+      </w:r>
+      <w:r>
+        <w:rPr>
+          <w:rFonts w:hint="eastAsia"/>
+        </w:rPr>
+        <w:t>uery</w:t>
+      </w:r>
+    </w:p>
+    <w:p>
+      <w:pPr>
+        <w:pStyle w:val="ListParagraph"/>
+        <w:numPr>
+          <w:ilvl w:val="0"/>
+          <w:numId w:val="11"/>
+        </w:numPr>
+        <w:ind w:firstLineChars="0"/>
+        <w:rPr>
+          <w:rFonts w:hint="eastAsia"/>
+        </w:rPr>
+      </w:pPr>
+      <w:r>
+        <w:rPr>
+          <w:rFonts w:hint="eastAsia"/>
+        </w:rPr>
+        <w:t>sql</w:t>
+      </w:r>
+    </w:p>
+    <w:p>
+      <w:pPr>
+        <w:pStyle w:val="ListParagraph"/>
+        <w:numPr>
+          <w:ilvl w:val="0"/>
+          <w:numId w:val="11"/>
+        </w:numPr>
+        <w:ind w:firstLineChars="0"/>
+        <w:rPr>
+          <w:rFonts w:hint="eastAsia"/>
+        </w:rPr>
+      </w:pPr>
+      <w:r>
+        <w:rPr>
+          <w:rFonts w:hint="eastAsia"/>
+        </w:rPr>
+        <w:t>log</w:t>
+      </w:r>
+      <w:r>
+        <w:rPr>
+          <w:rFonts w:hint="eastAsia"/>
+        </w:rPr>
+        <w:t>i</w:t>
+      </w:r>
+      <w:r>
+        <w:rPr>
+          <w:rFonts w:hint="eastAsia"/>
+        </w:rPr>
+        <w:t>n</w:t>
+      </w:r>
+    </w:p>
+    <w:p>
+      <w:pPr>
+        <w:pStyle w:val="ListParagraph"/>
+        <w:numPr>
+          <w:ilvl w:val="0"/>
+          <w:numId w:val="11"/>
+        </w:numPr>
+        <w:ind w:firstLineChars="0"/>
+        <w:rPr>
+          <w:rFonts w:hint="eastAsia"/>
+        </w:rPr>
+      </w:pPr>
+      <w:r>
+        <w:rPr>
+          <w:rFonts w:hint="eastAsia"/>
+        </w:rPr>
+        <w:t>getfile</w:t>
+      </w:r>
+    </w:p>
+    <w:p>
+      <w:pPr>
+        <w:ind w:left="0"/>
         <w:rPr>
           <w:rFonts w:hint="eastAsia"/>
         </w:rPr>
@@ -1148,7 +1853,6 @@
         <w:rPr>
           <w:rFonts w:hint="eastAsia"/>
         </w:rPr>
-        <w:lastRenderedPageBreak/>
         <w:t>http</w:t>
       </w:r>
       <w:r>
@@ -1606,6 +2310,7 @@
         <w:rPr>
           <w:rFonts w:hint="eastAsia"/>
         </w:rPr>
+        <w:lastRenderedPageBreak/>
         <w:t>接收和发送</w:t>
       </w:r>
       <w:r>
@@ -1939,7 +2644,6 @@
         <w:rPr>
           <w:rFonts w:hint="eastAsia"/>
         </w:rPr>
-        <w:lastRenderedPageBreak/>
         <w:t>验收</w:t>
       </w:r>
       <w:r>
@@ -2984,6 +3688,95 @@
       <w:lvlJc w:val="right"/>
       <w:pPr>
         <w:ind w:left="4137" w:hanging="420"/>
+      </w:pPr>
+    </w:lvl>
+  </w:abstractNum>
+  <w:abstractNum w:abstractNumId="9">
+    <w:nsid w:val="6B445F45"/>
+    <w:multiLevelType w:val="hybridMultilevel"/>
+    <w:tmpl w:val="DDC2D5D8"/>
+    <w:lvl w:ilvl="0" w:tplc="BEC8980E">
+      <w:start w:val="1"/>
+      <w:numFmt w:val="decimal"/>
+      <w:lvlText w:val="%1."/>
+      <w:lvlJc w:val="left"/>
+      <w:pPr>
+        <w:ind w:left="360" w:hanging="360"/>
+      </w:pPr>
+      <w:rPr>
+        <w:rFonts w:hint="default"/>
+      </w:rPr>
+    </w:lvl>
+    <w:lvl w:ilvl="1" w:tplc="04090019" w:tentative="1">
+      <w:start w:val="1"/>
+      <w:numFmt w:val="lowerLetter"/>
+      <w:lvlText w:val="%2)"/>
+      <w:lvlJc w:val="left"/>
+      <w:pPr>
+        <w:ind w:left="840" w:hanging="420"/>
+      </w:pPr>
+    </w:lvl>
+    <w:lvl w:ilvl="2" w:tplc="0409001B" w:tentative="1">
+      <w:start w:val="1"/>
+      <w:numFmt w:val="lowerRoman"/>
+      <w:lvlText w:val="%3."/>
+      <w:lvlJc w:val="right"/>
+      <w:pPr>
+        <w:ind w:left="1260" w:hanging="420"/>
+      </w:pPr>
+    </w:lvl>
+    <w:lvl w:ilvl="3" w:tplc="0409000F" w:tentative="1">
+      <w:start w:val="1"/>
+      <w:numFmt w:val="decimal"/>
+      <w:lvlText w:val="%4."/>
+      <w:lvlJc w:val="left"/>
+      <w:pPr>
+        <w:ind w:left="1680" w:hanging="420"/>
+      </w:pPr>
+    </w:lvl>
+    <w:lvl w:ilvl="4" w:tplc="04090019" w:tentative="1">
+      <w:start w:val="1"/>
+      <w:numFmt w:val="lowerLetter"/>
+      <w:lvlText w:val="%5)"/>
+      <w:lvlJc w:val="left"/>
+      <w:pPr>
+        <w:ind w:left="2100" w:hanging="420"/>
+      </w:pPr>
+    </w:lvl>
+    <w:lvl w:ilvl="5" w:tplc="0409001B" w:tentative="1">
+      <w:start w:val="1"/>
+      <w:numFmt w:val="lowerRoman"/>
+      <w:lvlText w:val="%6."/>
+      <w:lvlJc w:val="right"/>
+      <w:pPr>
+        <w:ind w:left="2520" w:hanging="420"/>
+      </w:pPr>
+    </w:lvl>
+    <w:lvl w:ilvl="6" w:tplc="0409000F" w:tentative="1">
+      <w:start w:val="1"/>
+      <w:numFmt w:val="decimal"/>
+      <w:lvlText w:val="%7."/>
+      <w:lvlJc w:val="left"/>
+      <w:pPr>
+        <w:ind w:left="2940" w:hanging="420"/>
+      </w:pPr>
+    </w:lvl>
+    <w:lvl w:ilvl="7" w:tplc="04090019" w:tentative="1">
+      <w:start w:val="1"/>
+      <w:numFmt w:val="lowerLetter"/>
+      <w:lvlText w:val="%8)"/>
+      <w:lvlJc w:val="left"/>
+      <w:pPr>
+        <w:ind w:left="3360" w:hanging="420"/>
+      </w:pPr>
+    </w:lvl>
+    <w:lvl w:ilvl="8" w:tplc="0409001B" w:tentative="1">
+      <w:start w:val="1"/>
+      <w:numFmt w:val="lowerRoman"/>
+      <w:lvlText w:val="%9."/>
+      <w:lvlJc w:val="right"/>
+      <w:pPr>
+        <w:ind w:left="3780" w:hanging="420"/>
       </w:pPr>
     </w:lvl>
   </w:abstractNum>
@@ -3016,6 +3809,9 @@
   </w:num>
   <w:num w:numId="10">
     <w:abstractNumId w:val="5"/>
+  </w:num>
+  <w:num w:numId="11">
+    <w:abstractNumId w:val="9"/>
   </w:num>
 </w:numbering>
 </file>
@@ -3831,7 +4627,7 @@
 </file>
 
 <file path=customXml/itemProps1.xml><?xml version="1.0" encoding="utf-8"?>
-<ds:datastoreItem xmlns:ds="http://schemas.openxmlformats.org/officeDocument/2006/customXml" ds:itemID="{24EB740E-2919-4134-8B41-9F25BF55E959}">
+<ds:datastoreItem xmlns:ds="http://schemas.openxmlformats.org/officeDocument/2006/customXml" ds:itemID="{8C8B2C14-0655-4EF3-A2F4-6406D488C3B7}">
   <ds:schemaRefs>
     <ds:schemaRef ds:uri="http://schemas.openxmlformats.org/officeDocument/2006/bibliography"/>
   </ds:schemaRefs>

--- a/internal_doc/03.开发设计/Story-OMRest.docx
+++ b/internal_doc/03.开发设计/Story-OMRest.docx
@@ -407,6 +407,23 @@
               <w:ind w:left="0"/>
             </w:pPr>
             <w:r>
+              <w:t xml:space="preserve">ossSocket </w:t>
+            </w:r>
+            <w:r>
+              <w:rPr>
+                <w:rFonts w:hint="eastAsia"/>
+              </w:rPr>
+              <w:t>*</w:t>
+            </w:r>
+            <w:r>
+              <w:t>socket,</w:t>
+            </w:r>
+          </w:p>
+          <w:p>
+            <w:pPr>
+              <w:ind w:left="0"/>
+            </w:pPr>
+            <w:r>
               <w:t xml:space="preserve">UINT32 </w:t>
             </w:r>
             <w:r>
@@ -439,9 +456,6 @@
           <w:p>
             <w:pPr>
               <w:ind w:left="0"/>
-              <w:rPr>
-                <w:rFonts w:hint="eastAsia"/>
-              </w:rPr>
             </w:pPr>
             <w:r>
               <w:t>UINT32 timeout</w:t>
@@ -464,9 +478,6 @@
           <w:p>
             <w:pPr>
               <w:ind w:left="0"/>
-              <w:rPr>
-                <w:rFonts w:hint="eastAsia"/>
-              </w:rPr>
             </w:pPr>
             <w:r>
               <w:rPr>
@@ -494,6 +505,26 @@
               </w:rPr>
             </w:pPr>
             <w:r>
+              <w:t>S</w:t>
+            </w:r>
+            <w:r>
+              <w:rPr>
+                <w:rFonts w:hint="eastAsia"/>
+              </w:rPr>
+              <w:t>ocket</w:t>
+            </w:r>
+            <w:r>
+              <w:rPr>
+                <w:rFonts w:hint="eastAsia"/>
+              </w:rPr>
+              <w:t>是客户端的套接字。</w:t>
+            </w:r>
+          </w:p>
+          <w:p>
+            <w:pPr>
+              <w:ind w:left="0"/>
+            </w:pPr>
+            <w:r>
               <w:rPr>
                 <w:rFonts w:hint="eastAsia"/>
               </w:rPr>
@@ -521,9 +552,6 @@
           <w:p>
             <w:pPr>
               <w:ind w:left="0"/>
-              <w:rPr>
-                <w:rFonts w:hint="eastAsia"/>
-              </w:rPr>
             </w:pPr>
             <w:r>
               <w:rPr>
@@ -553,9 +581,6 @@
           <w:p>
             <w:pPr>
               <w:ind w:left="0"/>
-              <w:rPr>
-                <w:rFonts w:hint="eastAsia"/>
-              </w:rPr>
             </w:pPr>
             <w:r>
               <w:rPr>
@@ -598,9 +623,6 @@
           <w:p>
             <w:pPr>
               <w:ind w:left="0"/>
-              <w:rPr>
-                <w:rFonts w:hint="eastAsia"/>
-              </w:rPr>
             </w:pPr>
             <w:r>
               <w:t xml:space="preserve">INT32 getRequest( </w:t>
@@ -609,26 +631,6 @@
           <w:p>
             <w:pPr>
               <w:ind w:left="0"/>
-              <w:rPr>
-                <w:rFonts w:hint="eastAsia"/>
-              </w:rPr>
-            </w:pPr>
-            <w:r>
-              <w:t xml:space="preserve">ossSocket </w:t>
-            </w:r>
-            <w:r>
-              <w:rPr>
-                <w:rFonts w:hint="eastAsia"/>
-              </w:rPr>
-              <w:t>&amp;</w:t>
-            </w:r>
-            <w:r>
-              <w:t>socket,</w:t>
-            </w:r>
-          </w:p>
-          <w:p>
-            <w:pPr>
-              <w:ind w:left="0"/>
             </w:pPr>
             <w:r>
               <w:t>HTTP_PARSE_COMMON &amp;common,                    CHAR **pMsg,</w:t>
@@ -744,32 +746,6 @@
           <w:p>
             <w:pPr>
               <w:ind w:left="0"/>
-              <w:rPr>
-                <w:rFonts w:hint="eastAsia"/>
-              </w:rPr>
-            </w:pPr>
-            <w:r>
-              <w:t>S</w:t>
-            </w:r>
-            <w:r>
-              <w:rPr>
-                <w:rFonts w:hint="eastAsia"/>
-              </w:rPr>
-              <w:t>ocket</w:t>
-            </w:r>
-            <w:r>
-              <w:rPr>
-                <w:rFonts w:hint="eastAsia"/>
-              </w:rPr>
-              <w:t>是客户端的套接字。</w:t>
-            </w:r>
-          </w:p>
-          <w:p>
-            <w:pPr>
-              <w:ind w:left="0"/>
-              <w:rPr>
-                <w:rFonts w:hint="eastAsia"/>
-              </w:rPr>
             </w:pPr>
             <w:r>
               <w:t>C</w:t>
@@ -790,9 +766,6 @@
           <w:p>
             <w:pPr>
               <w:ind w:left="0"/>
-              <w:rPr>
-                <w:rFonts w:hint="eastAsia"/>
-              </w:rPr>
             </w:pPr>
             <w:r>
               <w:rPr>
@@ -834,29 +807,9 @@
           <w:p>
             <w:pPr>
               <w:ind w:left="0"/>
-              <w:rPr>
-                <w:rFonts w:hint="eastAsia"/>
-              </w:rPr>
-            </w:pPr>
-            <w:r>
-              <w:t>INT32 sendResponse(</w:t>
-            </w:r>
-          </w:p>
-          <w:p>
-            <w:pPr>
-              <w:ind w:left="0"/>
-            </w:pPr>
-            <w:r>
-              <w:t>ossSocket *socket</w:t>
-            </w:r>
-            <w:r>
-              <w:rPr>
-                <w:rFonts w:hint="eastAsia"/>
-              </w:rPr>
-              <w:t xml:space="preserve"> </w:t>
-            </w:r>
-            <w:r>
-              <w:t>)</w:t>
+            </w:pPr>
+            <w:r>
+              <w:t>INT32 sendResponse()</w:t>
             </w:r>
           </w:p>
         </w:tc>
@@ -896,21 +849,6 @@
             <w:pPr>
               <w:ind w:left="0"/>
             </w:pPr>
-            <w:r>
-              <w:t>S</w:t>
-            </w:r>
-            <w:r>
-              <w:rPr>
-                <w:rFonts w:hint="eastAsia"/>
-              </w:rPr>
-              <w:t>ocket</w:t>
-            </w:r>
-            <w:r>
-              <w:rPr>
-                <w:rFonts w:hint="eastAsia"/>
-              </w:rPr>
-              <w:t>是客户端的套接字。</w:t>
-            </w:r>
           </w:p>
         </w:tc>
       </w:tr>
@@ -922,9 +860,6 @@
           <w:p>
             <w:pPr>
               <w:ind w:left="0"/>
-              <w:rPr>
-                <w:rFonts w:hint="eastAsia"/>
-              </w:rPr>
             </w:pPr>
             <w:r>
               <w:t xml:space="preserve">INT32 appendHttpHeader( </w:t>
@@ -954,9 +889,6 @@
           <w:p>
             <w:pPr>
               <w:ind w:left="0"/>
-              <w:rPr>
-                <w:rFonts w:hint="eastAsia"/>
-              </w:rPr>
             </w:pPr>
             <w:r>
               <w:rPr>
@@ -985,9 +917,6 @@
           <w:p>
             <w:pPr>
               <w:ind w:left="0"/>
-              <w:rPr>
-                <w:rFonts w:hint="eastAsia"/>
-              </w:rPr>
             </w:pPr>
             <w:r>
               <w:rPr>
@@ -1017,9 +946,6 @@
           <w:p>
             <w:pPr>
               <w:ind w:left="0"/>
-              <w:rPr>
-                <w:rFonts w:hint="eastAsia"/>
-              </w:rPr>
             </w:pPr>
             <w:r>
               <w:rPr>
@@ -1073,9 +999,6 @@
           <w:p>
             <w:pPr>
               <w:ind w:left="0"/>
-              <w:rPr>
-                <w:rFonts w:hint="eastAsia"/>
-              </w:rPr>
             </w:pPr>
             <w:r>
               <w:t xml:space="preserve">INT32 getHttpHeader( </w:t>
@@ -1105,9 +1028,6 @@
           <w:p>
             <w:pPr>
               <w:ind w:left="0"/>
-              <w:rPr>
-                <w:rFonts w:hint="eastAsia"/>
-              </w:rPr>
             </w:pPr>
             <w:r>
               <w:rPr>
@@ -1196,20 +1116,17 @@
           <w:p>
             <w:pPr>
               <w:ind w:left="0"/>
-              <w:rPr>
-                <w:rFonts w:hint="eastAsia"/>
-              </w:rPr>
+            </w:pPr>
+            <w:r>
+              <w:t>INT32 appendHttpBody(</w:t>
+            </w:r>
+          </w:p>
+          <w:p>
+            <w:pPr>
+              <w:ind w:left="0"/>
             </w:pPr>
             <w:r>
               <w:lastRenderedPageBreak/>
-              <w:t>INT32 appendHttpBody(</w:t>
-            </w:r>
-          </w:p>
-          <w:p>
-            <w:pPr>
-              <w:ind w:left="0"/>
-            </w:pPr>
-            <w:r>
               <w:t>const CHAR *pBuffer,</w:t>
             </w:r>
           </w:p>
@@ -1237,14 +1154,12 @@
           <w:p>
             <w:pPr>
               <w:ind w:left="0"/>
-              <w:rPr>
-                <w:rFonts w:hint="eastAsia"/>
-              </w:rPr>
-            </w:pPr>
-            <w:r>
-              <w:rPr>
-                <w:rFonts w:hint="eastAsia"/>
-              </w:rPr>
+            </w:pPr>
+            <w:r>
+              <w:rPr>
+                <w:rFonts w:hint="eastAsia"/>
+              </w:rPr>
+              <w:lastRenderedPageBreak/>
               <w:t>添加一个新的</w:t>
             </w:r>
             <w:r>
@@ -1257,7 +1172,14 @@
               <w:rPr>
                 <w:rFonts w:hint="eastAsia"/>
               </w:rPr>
-              <w:t>响应内容，如果已经存在，则继续添加</w:t>
+              <w:t>响应内</w:t>
+            </w:r>
+            <w:r>
+              <w:rPr>
+                <w:rFonts w:hint="eastAsia"/>
+              </w:rPr>
+              <w:lastRenderedPageBreak/>
+              <w:t>容，如果已经存在，则继续添加</w:t>
             </w:r>
           </w:p>
         </w:tc>
@@ -1268,14 +1190,12 @@
           <w:p>
             <w:pPr>
               <w:ind w:left="0"/>
-              <w:rPr>
-                <w:rFonts w:hint="eastAsia"/>
-              </w:rPr>
-            </w:pPr>
-            <w:r>
-              <w:rPr>
-                <w:rFonts w:hint="eastAsia"/>
-              </w:rPr>
+            </w:pPr>
+            <w:r>
+              <w:rPr>
+                <w:rFonts w:hint="eastAsia"/>
+              </w:rPr>
+              <w:lastRenderedPageBreak/>
               <w:t>pBuffer</w:t>
             </w:r>
             <w:r>
@@ -1294,15 +1214,13 @@
               <w:rPr>
                 <w:rFonts w:hint="eastAsia"/>
               </w:rPr>
+              <w:lastRenderedPageBreak/>
               <w:t>内存的起始地址</w:t>
             </w:r>
           </w:p>
           <w:p>
             <w:pPr>
               <w:ind w:left="0"/>
-              <w:rPr>
-                <w:rFonts w:hint="eastAsia"/>
-              </w:rPr>
             </w:pPr>
             <w:r>
               <w:rPr>
@@ -1320,9 +1238,6 @@
           <w:p>
             <w:pPr>
               <w:ind w:left="0"/>
-              <w:rPr>
-                <w:rFonts w:hint="eastAsia"/>
-              </w:rPr>
             </w:pPr>
             <w:r>
               <w:rPr>
@@ -1355,17 +1270,11 @@
     <w:p>
       <w:pPr>
         <w:ind w:left="0"/>
-        <w:rPr>
-          <w:rFonts w:hint="eastAsia"/>
-        </w:rPr>
       </w:pPr>
     </w:p>
     <w:p>
       <w:pPr>
         <w:ind w:left="0"/>
-        <w:rPr>
-          <w:rFonts w:hint="eastAsia"/>
-        </w:rPr>
       </w:pPr>
       <w:r>
         <w:t>HTTP_PARSE_COMMON</w:t>
@@ -1379,9 +1288,6 @@
           <w:numId w:val="11"/>
         </w:numPr>
         <w:ind w:firstLineChars="0"/>
-        <w:rPr>
-          <w:rFonts w:hint="eastAsia"/>
-        </w:rPr>
       </w:pPr>
       <w:r>
         <w:t>I</w:t>
@@ -1401,9 +1307,6 @@
           <w:numId w:val="11"/>
         </w:numPr>
         <w:ind w:firstLineChars="0"/>
-        <w:rPr>
-          <w:rFonts w:hint="eastAsia"/>
-        </w:rPr>
       </w:pPr>
       <w:r>
         <w:t>D</w:t>
@@ -1423,9 +1326,6 @@
           <w:numId w:val="11"/>
         </w:numPr>
         <w:ind w:firstLineChars="0"/>
-        <w:rPr>
-          <w:rFonts w:hint="eastAsia"/>
-        </w:rPr>
       </w:pPr>
       <w:r>
         <w:t>U</w:t>
@@ -1445,9 +1345,6 @@
           <w:numId w:val="11"/>
         </w:numPr>
         <w:ind w:firstLineChars="0"/>
-        <w:rPr>
-          <w:rFonts w:hint="eastAsia"/>
-        </w:rPr>
       </w:pPr>
       <w:r>
         <w:t>Q</w:t>
@@ -1467,9 +1364,6 @@
           <w:numId w:val="11"/>
         </w:numPr>
         <w:ind w:firstLineChars="0"/>
-        <w:rPr>
-          <w:rFonts w:hint="eastAsia"/>
-        </w:rPr>
       </w:pPr>
       <w:r>
         <w:rPr>
@@ -1486,9 +1380,6 @@
           <w:numId w:val="11"/>
         </w:numPr>
         <w:ind w:firstLineChars="0"/>
-        <w:rPr>
-          <w:rFonts w:hint="eastAsia"/>
-        </w:rPr>
       </w:pPr>
       <w:r>
         <w:rPr>
@@ -1517,9 +1408,6 @@
           <w:numId w:val="11"/>
         </w:numPr>
         <w:ind w:firstLineChars="0"/>
-        <w:rPr>
-          <w:rFonts w:hint="eastAsia"/>
-        </w:rPr>
       </w:pPr>
       <w:r>
         <w:rPr>
@@ -1531,17 +1419,9 @@
     <w:p>
       <w:pPr>
         <w:ind w:left="0"/>
-        <w:rPr>
-          <w:rFonts w:hint="eastAsia"/>
-        </w:rPr>
       </w:pPr>
     </w:p>
     <w:p>
-      <w:pPr>
-        <w:rPr>
-          <w:rFonts w:hint="eastAsia"/>
-        </w:rPr>
-      </w:pPr>
       <w:r>
         <w:rPr>
           <w:rFonts w:hint="eastAsia"/>
@@ -1580,9 +1460,6 @@
           <w:p>
             <w:pPr>
               <w:ind w:left="0"/>
-              <w:rPr>
-                <w:rFonts w:hint="eastAsia"/>
-              </w:rPr>
             </w:pPr>
             <w:r>
               <w:rPr>
@@ -1599,9 +1476,6 @@
           <w:p>
             <w:pPr>
               <w:ind w:left="0"/>
-              <w:rPr>
-                <w:rFonts w:hint="eastAsia"/>
-              </w:rPr>
             </w:pPr>
             <w:r>
               <w:rPr>
@@ -1620,9 +1494,6 @@
           <w:p>
             <w:pPr>
               <w:ind w:left="0"/>
-              <w:rPr>
-                <w:rFonts w:hint="eastAsia"/>
-              </w:rPr>
             </w:pPr>
             <w:r>
               <w:rPr>
@@ -1639,9 +1510,6 @@
           <w:p>
             <w:pPr>
               <w:ind w:left="0"/>
-              <w:rPr>
-                <w:rFonts w:hint="eastAsia"/>
-              </w:rPr>
             </w:pPr>
             <w:r>
               <w:rPr>
@@ -1660,9 +1528,6 @@
           <w:p>
             <w:pPr>
               <w:ind w:left="0"/>
-              <w:rPr>
-                <w:rFonts w:hint="eastAsia"/>
-              </w:rPr>
             </w:pPr>
             <w:r>
               <w:rPr>
@@ -1679,9 +1544,6 @@
           <w:p>
             <w:pPr>
               <w:ind w:left="0"/>
-              <w:rPr>
-                <w:rFonts w:hint="eastAsia"/>
-              </w:rPr>
             </w:pPr>
             <w:r>
               <w:rPr>
@@ -1700,9 +1562,6 @@
           <w:p>
             <w:pPr>
               <w:ind w:left="0"/>
-              <w:rPr>
-                <w:rFonts w:hint="eastAsia"/>
-              </w:rPr>
             </w:pPr>
             <w:r>
               <w:rPr>
@@ -1719,9 +1578,6 @@
           <w:p>
             <w:pPr>
               <w:ind w:left="0"/>
-              <w:rPr>
-                <w:rFonts w:hint="eastAsia"/>
-              </w:rPr>
             </w:pPr>
           </w:p>
         </w:tc>
@@ -1734,9 +1590,6 @@
           <w:p>
             <w:pPr>
               <w:ind w:left="0"/>
-              <w:rPr>
-                <w:rFonts w:hint="eastAsia"/>
-              </w:rPr>
             </w:pPr>
             <w:r>
               <w:rPr>
@@ -1753,20 +1606,12 @@
           <w:p>
             <w:pPr>
               <w:ind w:left="0"/>
-              <w:rPr>
-                <w:rFonts w:hint="eastAsia"/>
-              </w:rPr>
             </w:pPr>
           </w:p>
         </w:tc>
       </w:tr>
     </w:tbl>
     <w:p>
-      <w:pPr>
-        <w:rPr>
-          <w:rFonts w:hint="eastAsia"/>
-        </w:rPr>
-      </w:pPr>
       <w:r>
         <w:rPr>
           <w:rFonts w:hint="eastAsia"/>
@@ -1799,11 +1644,6 @@
       </w:r>
     </w:p>
     <w:p>
-      <w:pPr>
-        <w:rPr>
-          <w:rFonts w:hint="eastAsia"/>
-        </w:rPr>
-      </w:pPr>
       <w:r>
         <w:rPr>
           <w:rFonts w:hint="eastAsia"/>
@@ -1814,41 +1654,24 @@
     <w:p>
       <w:pPr>
         <w:ind w:left="0"/>
-        <w:rPr>
-          <w:rFonts w:hint="eastAsia"/>
-        </w:rPr>
       </w:pPr>
     </w:p>
     <w:p>
       <w:pPr>
         <w:ind w:left="0"/>
-        <w:rPr>
-          <w:rFonts w:hint="eastAsia"/>
-        </w:rPr>
       </w:pPr>
     </w:p>
     <w:p>
       <w:pPr>
         <w:ind w:left="0"/>
-        <w:rPr>
-          <w:rFonts w:hint="eastAsia"/>
-        </w:rPr>
       </w:pPr>
     </w:p>
     <w:p>
       <w:pPr>
         <w:ind w:left="0"/>
-        <w:rPr>
-          <w:rFonts w:hint="eastAsia"/>
-        </w:rPr>
       </w:pPr>
     </w:p>
     <w:p>
-      <w:pPr>
-        <w:rPr>
-          <w:rFonts w:hint="eastAsia"/>
-        </w:rPr>
-      </w:pPr>
       <w:r>
         <w:rPr>
           <w:rFonts w:hint="eastAsia"/>
@@ -1887,9 +1710,6 @@
           <w:p>
             <w:pPr>
               <w:ind w:left="0"/>
-              <w:rPr>
-                <w:rFonts w:hint="eastAsia"/>
-              </w:rPr>
             </w:pPr>
             <w:r>
               <w:rPr>
@@ -1906,9 +1726,6 @@
           <w:p>
             <w:pPr>
               <w:ind w:left="0"/>
-              <w:rPr>
-                <w:rFonts w:hint="eastAsia"/>
-              </w:rPr>
             </w:pPr>
             <w:r>
               <w:rPr>
@@ -1927,9 +1744,6 @@
           <w:p>
             <w:pPr>
               <w:ind w:left="0"/>
-              <w:rPr>
-                <w:rFonts w:hint="eastAsia"/>
-              </w:rPr>
             </w:pPr>
             <w:r>
               <w:rPr>
@@ -1946,9 +1760,6 @@
           <w:p>
             <w:pPr>
               <w:ind w:left="0"/>
-              <w:rPr>
-                <w:rFonts w:hint="eastAsia"/>
-              </w:rPr>
             </w:pPr>
             <w:r>
               <w:rPr>
@@ -2003,9 +1814,6 @@
           <w:p>
             <w:pPr>
               <w:ind w:left="0"/>
-              <w:rPr>
-                <w:rFonts w:hint="eastAsia"/>
-              </w:rPr>
             </w:pPr>
             <w:r>
               <w:rPr>
@@ -2022,9 +1830,6 @@
           <w:p>
             <w:pPr>
               <w:ind w:left="0"/>
-              <w:rPr>
-                <w:rFonts w:hint="eastAsia"/>
-              </w:rPr>
             </w:pPr>
             <w:r>
               <w:rPr>
@@ -2039,17 +1844,9 @@
     <w:p>
       <w:pPr>
         <w:ind w:left="0"/>
-        <w:rPr>
-          <w:rFonts w:hint="eastAsia"/>
-        </w:rPr>
       </w:pPr>
     </w:p>
     <w:p>
-      <w:pPr>
-        <w:rPr>
-          <w:rFonts w:hint="eastAsia"/>
-        </w:rPr>
-      </w:pPr>
       <w:r>
         <w:rPr>
           <w:rFonts w:hint="eastAsia"/>
@@ -2082,9 +1879,6 @@
           <w:p>
             <w:pPr>
               <w:ind w:left="0"/>
-              <w:rPr>
-                <w:rFonts w:hint="eastAsia"/>
-              </w:rPr>
             </w:pPr>
             <w:r>
               <w:rPr>
@@ -2119,9 +1913,6 @@
           <w:p>
             <w:pPr>
               <w:ind w:left="0"/>
-              <w:rPr>
-                <w:rFonts w:hint="eastAsia"/>
-              </w:rPr>
             </w:pPr>
             <w:r>
               <w:t>G</w:t>
@@ -2141,9 +1932,6 @@
           <w:p>
             <w:pPr>
               <w:ind w:left="0"/>
-              <w:rPr>
-                <w:rFonts w:hint="eastAsia"/>
-              </w:rPr>
             </w:pPr>
             <w:r>
               <w:rPr>
@@ -2162,9 +1950,6 @@
           <w:p>
             <w:pPr>
               <w:ind w:left="0"/>
-              <w:rPr>
-                <w:rFonts w:hint="eastAsia"/>
-              </w:rPr>
             </w:pPr>
             <w:r>
               <w:t>P</w:t>
@@ -2202,9 +1987,6 @@
           <w:p>
             <w:pPr>
               <w:ind w:left="0"/>
-              <w:rPr>
-                <w:rFonts w:hint="eastAsia"/>
-              </w:rPr>
             </w:pPr>
             <w:r>
               <w:t>H</w:t>
@@ -2247,20 +2029,11 @@
         </w:tc>
       </w:tr>
     </w:tbl>
-    <w:p>
-      <w:pPr>
-        <w:rPr>
-          <w:rFonts w:hint="eastAsia"/>
-        </w:rPr>
-      </w:pPr>
-    </w:p>
+    <w:p/>
     <w:p/>
     <w:p>
       <w:pPr>
         <w:pStyle w:val="Heading2"/>
-        <w:rPr>
-          <w:rFonts w:hint="eastAsia"/>
-        </w:rPr>
       </w:pPr>
       <w:r>
         <w:rPr>
@@ -2276,11 +2049,6 @@
       </w:r>
     </w:p>
     <w:p>
-      <w:pPr>
-        <w:rPr>
-          <w:rFonts w:hint="eastAsia"/>
-        </w:rPr>
-      </w:pPr>
       <w:r>
         <w:rPr>
           <w:rFonts w:hint="eastAsia"/>
@@ -2302,15 +2070,11 @@
           <w:numId w:val="5"/>
         </w:numPr>
         <w:ind w:firstLineChars="0"/>
-        <w:rPr>
-          <w:rFonts w:hint="eastAsia"/>
-        </w:rPr>
-      </w:pPr>
-      <w:r>
-        <w:rPr>
-          <w:rFonts w:hint="eastAsia"/>
-        </w:rPr>
-        <w:lastRenderedPageBreak/>
+      </w:pPr>
+      <w:r>
+        <w:rPr>
+          <w:rFonts w:hint="eastAsia"/>
+        </w:rPr>
         <w:t>接收和发送</w:t>
       </w:r>
       <w:r>
@@ -2340,14 +2104,12 @@
           <w:numId w:val="5"/>
         </w:numPr>
         <w:ind w:firstLineChars="0"/>
-        <w:rPr>
-          <w:rFonts w:hint="eastAsia"/>
-        </w:rPr>
-      </w:pPr>
-      <w:r>
-        <w:rPr>
-          <w:rFonts w:hint="eastAsia"/>
-        </w:rPr>
+      </w:pPr>
+      <w:r>
+        <w:rPr>
+          <w:rFonts w:hint="eastAsia"/>
+        </w:rPr>
+        <w:lastRenderedPageBreak/>
         <w:t>构造</w:t>
       </w:r>
       <w:r>
@@ -2378,17 +2140,11 @@
     <w:p>
       <w:pPr>
         <w:ind w:left="417"/>
-        <w:rPr>
-          <w:rFonts w:hint="eastAsia"/>
-        </w:rPr>
       </w:pPr>
     </w:p>
     <w:p>
       <w:pPr>
         <w:ind w:left="417"/>
-        <w:rPr>
-          <w:rFonts w:hint="eastAsia"/>
-        </w:rPr>
       </w:pPr>
       <w:r>
         <w:rPr>
@@ -2411,9 +2167,6 @@
           <w:numId w:val="6"/>
         </w:numPr>
         <w:ind w:firstLineChars="0"/>
-        <w:rPr>
-          <w:rFonts w:hint="eastAsia"/>
-        </w:rPr>
       </w:pPr>
       <w:r>
         <w:rPr>
@@ -2587,9 +2340,6 @@
           <w:p>
             <w:pPr>
               <w:ind w:left="0"/>
-              <w:rPr>
-                <w:rFonts w:hint="eastAsia"/>
-              </w:rPr>
             </w:pPr>
             <w:r>
               <w:rPr>

--- a/internal_doc/03.开发设计/Story-OMRest.docx
+++ b/internal_doc/03.开发设计/Story-OMRest.docx
@@ -385,9 +385,6 @@
           <w:p>
             <w:pPr>
               <w:ind w:left="0"/>
-              <w:rPr>
-                <w:rFonts w:hint="eastAsia"/>
-              </w:rPr>
             </w:pPr>
             <w:r>
               <w:t>INT32</w:t>
@@ -458,7 +455,7 @@
               <w:ind w:left="0"/>
             </w:pPr>
             <w:r>
-              <w:t>UINT32 timeout</w:t>
+              <w:t xml:space="preserve">UINT32 </w:t>
             </w:r>
             <w:r>
               <w:rPr>
@@ -467,6 +464,15 @@
               <w:t xml:space="preserve"> </w:t>
             </w:r>
             <w:r>
+              <w:t>timeout</w:t>
+            </w:r>
+            <w:r>
+              <w:rPr>
+                <w:rFonts w:hint="eastAsia"/>
+              </w:rPr>
+              <w:t xml:space="preserve"> </w:t>
+            </w:r>
+            <w:r>
               <w:t xml:space="preserve"> )</w:t>
             </w:r>
           </w:p>
@@ -500,9 +506,6 @@
           <w:p>
             <w:pPr>
               <w:ind w:left="0"/>
-              <w:rPr>
-                <w:rFonts w:hint="eastAsia"/>
-              </w:rPr>
             </w:pPr>
             <w:r>
               <w:t>S</w:t>
@@ -1499,7 +1502,7 @@
               <w:rPr>
                 <w:rFonts w:hint="eastAsia"/>
               </w:rPr>
-              <w:t>www.abc.com/cs/cl</w:t>
+              <w:t>www.abc.com/</w:t>
             </w:r>
           </w:p>
         </w:tc>
@@ -1516,6 +1519,12 @@
                 <w:rFonts w:hint="eastAsia"/>
               </w:rPr>
               <w:t>com=query&amp;condition={a:1}</w:t>
+            </w:r>
+            <w:r>
+              <w:rPr>
+                <w:rFonts w:hint="eastAsia"/>
+              </w:rPr>
+              <w:t>&amp;cs=cs&amp;cl=cl</w:t>
             </w:r>
           </w:p>
         </w:tc>
@@ -1611,56 +1620,6 @@
         </w:tc>
       </w:tr>
     </w:tbl>
-    <w:p>
-      <w:r>
-        <w:rPr>
-          <w:rFonts w:hint="eastAsia"/>
-        </w:rPr>
-        <w:t>注意</w:t>
-      </w:r>
-      <w:r>
-        <w:rPr>
-          <w:rFonts w:hint="eastAsia"/>
-        </w:rPr>
-        <w:t xml:space="preserve">: </w:t>
-      </w:r>
-      <w:r>
-        <w:rPr>
-          <w:rFonts w:hint="eastAsia"/>
-        </w:rPr>
-        <w:t>如果存在文件</w:t>
-      </w:r>
-      <w:r>
-        <w:rPr>
-          <w:rFonts w:hint="eastAsia"/>
-        </w:rPr>
-        <w:t xml:space="preserve"> cs/cl</w:t>
-      </w:r>
-      <w:r>
-        <w:rPr>
-          <w:rFonts w:hint="eastAsia"/>
-        </w:rPr>
-        <w:t>，与数据库的资源重名，优先数据库资源。</w:t>
-      </w:r>
-    </w:p>
-    <w:p>
-      <w:r>
-        <w:rPr>
-          <w:rFonts w:hint="eastAsia"/>
-        </w:rPr>
-        <w:t>建议：文件都有扩展名。</w:t>
-      </w:r>
-    </w:p>
-    <w:p>
-      <w:pPr>
-        <w:ind w:left="0"/>
-      </w:pPr>
-    </w:p>
-    <w:p>
-      <w:pPr>
-        <w:ind w:left="0"/>
-      </w:pPr>
-    </w:p>
     <w:p>
       <w:pPr>
         <w:ind w:left="0"/>
@@ -2109,7 +2068,6 @@
         <w:rPr>
           <w:rFonts w:hint="eastAsia"/>
         </w:rPr>
-        <w:lastRenderedPageBreak/>
         <w:t>构造</w:t>
       </w:r>
       <w:r>
@@ -2188,6 +2146,7 @@
         <w:rPr>
           <w:rFonts w:hint="eastAsia"/>
         </w:rPr>
+        <w:lastRenderedPageBreak/>
         <w:t>接收超时受配置参数限制</w:t>
       </w:r>
     </w:p>
@@ -3088,6 +3047,95 @@
     </w:lvl>
   </w:abstractNum>
   <w:abstractNum w:abstractNumId="5">
+    <w:nsid w:val="345426F2"/>
+    <w:multiLevelType w:val="hybridMultilevel"/>
+    <w:tmpl w:val="BC269824"/>
+    <w:lvl w:ilvl="0" w:tplc="286647CC">
+      <w:start w:val="1"/>
+      <w:numFmt w:val="decimal"/>
+      <w:lvlText w:val="%1."/>
+      <w:lvlJc w:val="left"/>
+      <w:pPr>
+        <w:ind w:left="360" w:hanging="360"/>
+      </w:pPr>
+      <w:rPr>
+        <w:rFonts w:hint="default"/>
+      </w:rPr>
+    </w:lvl>
+    <w:lvl w:ilvl="1" w:tplc="04090019" w:tentative="1">
+      <w:start w:val="1"/>
+      <w:numFmt w:val="lowerLetter"/>
+      <w:lvlText w:val="%2)"/>
+      <w:lvlJc w:val="left"/>
+      <w:pPr>
+        <w:ind w:left="840" w:hanging="420"/>
+      </w:pPr>
+    </w:lvl>
+    <w:lvl w:ilvl="2" w:tplc="0409001B" w:tentative="1">
+      <w:start w:val="1"/>
+      <w:numFmt w:val="lowerRoman"/>
+      <w:lvlText w:val="%3."/>
+      <w:lvlJc w:val="right"/>
+      <w:pPr>
+        <w:ind w:left="1260" w:hanging="420"/>
+      </w:pPr>
+    </w:lvl>
+    <w:lvl w:ilvl="3" w:tplc="0409000F" w:tentative="1">
+      <w:start w:val="1"/>
+      <w:numFmt w:val="decimal"/>
+      <w:lvlText w:val="%4."/>
+      <w:lvlJc w:val="left"/>
+      <w:pPr>
+        <w:ind w:left="1680" w:hanging="420"/>
+      </w:pPr>
+    </w:lvl>
+    <w:lvl w:ilvl="4" w:tplc="04090019" w:tentative="1">
+      <w:start w:val="1"/>
+      <w:numFmt w:val="lowerLetter"/>
+      <w:lvlText w:val="%5)"/>
+      <w:lvlJc w:val="left"/>
+      <w:pPr>
+        <w:ind w:left="2100" w:hanging="420"/>
+      </w:pPr>
+    </w:lvl>
+    <w:lvl w:ilvl="5" w:tplc="0409001B" w:tentative="1">
+      <w:start w:val="1"/>
+      <w:numFmt w:val="lowerRoman"/>
+      <w:lvlText w:val="%6."/>
+      <w:lvlJc w:val="right"/>
+      <w:pPr>
+        <w:ind w:left="2520" w:hanging="420"/>
+      </w:pPr>
+    </w:lvl>
+    <w:lvl w:ilvl="6" w:tplc="0409000F" w:tentative="1">
+      <w:start w:val="1"/>
+      <w:numFmt w:val="decimal"/>
+      <w:lvlText w:val="%7."/>
+      <w:lvlJc w:val="left"/>
+      <w:pPr>
+        <w:ind w:left="2940" w:hanging="420"/>
+      </w:pPr>
+    </w:lvl>
+    <w:lvl w:ilvl="7" w:tplc="04090019" w:tentative="1">
+      <w:start w:val="1"/>
+      <w:numFmt w:val="lowerLetter"/>
+      <w:lvlText w:val="%8)"/>
+      <w:lvlJc w:val="left"/>
+      <w:pPr>
+        <w:ind w:left="3360" w:hanging="420"/>
+      </w:pPr>
+    </w:lvl>
+    <w:lvl w:ilvl="8" w:tplc="0409001B" w:tentative="1">
+      <w:start w:val="1"/>
+      <w:numFmt w:val="lowerRoman"/>
+      <w:lvlText w:val="%9."/>
+      <w:lvlJc w:val="right"/>
+      <w:pPr>
+        <w:ind w:left="3780" w:hanging="420"/>
+      </w:pPr>
+    </w:lvl>
+  </w:abstractNum>
+  <w:abstractNum w:abstractNumId="6">
     <w:nsid w:val="40A0698C"/>
     <w:multiLevelType w:val="hybridMultilevel"/>
     <w:tmpl w:val="3A401382"/>
@@ -3176,7 +3224,7 @@
       </w:pPr>
     </w:lvl>
   </w:abstractNum>
-  <w:abstractNum w:abstractNumId="6">
+  <w:abstractNum w:abstractNumId="7">
     <w:nsid w:val="418B31CC"/>
     <w:multiLevelType w:val="hybridMultilevel"/>
     <w:tmpl w:val="013A52B2"/>
@@ -3265,7 +3313,7 @@
       </w:pPr>
     </w:lvl>
   </w:abstractNum>
-  <w:abstractNum w:abstractNumId="7">
+  <w:abstractNum w:abstractNumId="8">
     <w:nsid w:val="43BA7687"/>
     <w:multiLevelType w:val="multilevel"/>
     <w:tmpl w:val="E76E03F6"/>
@@ -3354,7 +3402,7 @@
       </w:pPr>
     </w:lvl>
   </w:abstractNum>
-  <w:abstractNum w:abstractNumId="8">
+  <w:abstractNum w:abstractNumId="9">
     <w:nsid w:val="589E00D2"/>
     <w:multiLevelType w:val="hybridMultilevel"/>
     <w:tmpl w:val="712282AA"/>
@@ -3441,7 +3489,7 @@
       </w:pPr>
     </w:lvl>
   </w:abstractNum>
-  <w:abstractNum w:abstractNumId="9">
+  <w:abstractNum w:abstractNumId="10">
     <w:nsid w:val="6B445F45"/>
     <w:multiLevelType w:val="hybridMultilevel"/>
     <w:tmpl w:val="DDC2D5D8"/>
@@ -3534,7 +3582,7 @@
     <w:abstractNumId w:val="2"/>
   </w:num>
   <w:num w:numId="2">
-    <w:abstractNumId w:val="8"/>
+    <w:abstractNumId w:val="9"/>
   </w:num>
   <w:num w:numId="3">
     <w:abstractNumId w:val="3"/>
@@ -3543,7 +3591,7 @@
     <w:abstractNumId w:val="2"/>
   </w:num>
   <w:num w:numId="5">
-    <w:abstractNumId w:val="6"/>
+    <w:abstractNumId w:val="7"/>
   </w:num>
   <w:num w:numId="6">
     <w:abstractNumId w:val="0"/>
@@ -3555,13 +3603,16 @@
     <w:abstractNumId w:val="1"/>
   </w:num>
   <w:num w:numId="9">
-    <w:abstractNumId w:val="7"/>
+    <w:abstractNumId w:val="8"/>
   </w:num>
   <w:num w:numId="10">
-    <w:abstractNumId w:val="5"/>
+    <w:abstractNumId w:val="6"/>
   </w:num>
   <w:num w:numId="11">
-    <w:abstractNumId w:val="9"/>
+    <w:abstractNumId w:val="10"/>
+  </w:num>
+  <w:num w:numId="12">
+    <w:abstractNumId w:val="5"/>
   </w:num>
 </w:numbering>
 </file>

--- a/internal_doc/03.开发设计/Story-OMRest.docx
+++ b/internal_doc/03.开发设计/Story-OMRest.docx
@@ -1518,7 +1518,13 @@
               <w:rPr>
                 <w:rFonts w:hint="eastAsia"/>
               </w:rPr>
-              <w:t>com=query&amp;condition={a:1}</w:t>
+              <w:t>cmd</w:t>
+            </w:r>
+            <w:r>
+              <w:rPr>
+                <w:rFonts w:hint="eastAsia"/>
+              </w:rPr>
+              <w:t>=query&amp;condition={a:1}</w:t>
             </w:r>
             <w:r>
               <w:rPr>
@@ -1558,7 +1564,13 @@
               <w:rPr>
                 <w:rFonts w:hint="eastAsia"/>
               </w:rPr>
-              <w:t>com=snapshot</w:t>
+              <w:t>cmd</w:t>
+            </w:r>
+            <w:r>
+              <w:rPr>
+                <w:rFonts w:hint="eastAsia"/>
+              </w:rPr>
+              <w:t>=snapshot</w:t>
             </w:r>
           </w:p>
         </w:tc>
